--- a/LAB1/LAB1_TMĐT_1150070015_NGOTHANHHUU.docx
+++ b/LAB1/LAB1_TMĐT_1150070015_NGOTHANHHUU.docx
@@ -163,26 +163,23 @@
         <w:jc w:val="both"/>
         <w:rPr>
           <w:rFonts w:ascii="Times New Roman" w:hAnsi="Times New Roman" w:cs="Times New Roman"/>
-          <w:sz w:val="26"/>
-          <w:szCs w:val="26"/>
-        </w:rPr>
-      </w:pPr>
-      <w:r>
-        <w:rPr>
-          <w:rFonts w:ascii="Times New Roman" w:hAnsi="Times New Roman" w:cs="Times New Roman"/>
           <w:b/>
           <w:bCs/>
           <w:sz w:val="26"/>
           <w:szCs w:val="26"/>
         </w:rPr>
+      </w:pPr>
+      <w:r>
+        <w:rPr>
+          <w:rFonts w:ascii="Times New Roman" w:hAnsi="Times New Roman" w:cs="Times New Roman"/>
+          <w:b/>
+          <w:bCs/>
+          <w:sz w:val="26"/>
+          <w:szCs w:val="26"/>
+        </w:rPr>
         <w:t>Link Video Demo (YouTube):</w:t>
       </w:r>
       <w:r>
-        <w:rPr>
-          <w:rFonts w:ascii="Times New Roman" w:hAnsi="Times New Roman" w:cs="Times New Roman"/>
-          <w:sz w:val="26"/>
-          <w:szCs w:val="26"/>
-        </w:rPr>
         <w:t xml:space="preserve"> </w:t>
       </w:r>
       <w:hyperlink r:id="rId6" w:history="1">
@@ -190,28 +187,12 @@
           <w:rPr>
             <w:rStyle w:val="Hyperlink"/>
             <w:rFonts w:ascii="Times New Roman" w:hAnsi="Times New Roman" w:cs="Times New Roman"/>
+            <w:b/>
+            <w:bCs/>
             <w:sz w:val="26"/>
             <w:szCs w:val="26"/>
           </w:rPr>
-          <w:t>https://www.youtube.com/watch?v=</w:t>
-        </w:r>
-        <w:r>
-          <w:rPr>
-            <w:rStyle w:val="Hyperlink"/>
-            <w:rFonts w:ascii="Times New Roman" w:hAnsi="Times New Roman" w:cs="Times New Roman"/>
-            <w:sz w:val="26"/>
-            <w:szCs w:val="26"/>
-          </w:rPr>
-          <w:t>B</w:t>
-        </w:r>
-        <w:r>
-          <w:rPr>
-            <w:rStyle w:val="Hyperlink"/>
-            <w:rFonts w:ascii="Times New Roman" w:hAnsi="Times New Roman" w:cs="Times New Roman"/>
-            <w:sz w:val="26"/>
-            <w:szCs w:val="26"/>
-          </w:rPr>
-          <w:t>Q6OWSlFh-Q</w:t>
+          <w:t>https://youtu.be/huhzAt9yPJ0</w:t>
         </w:r>
       </w:hyperlink>
     </w:p>
@@ -1242,24 +1223,275 @@
         <w:jc w:val="both"/>
         <w:rPr>
           <w:rFonts w:ascii="Times New Roman" w:hAnsi="Times New Roman" w:cs="Times New Roman"/>
+          <w:b/>
+          <w:bCs/>
+          <w:sz w:val="26"/>
+          <w:szCs w:val="26"/>
+        </w:rPr>
+      </w:pPr>
+      <w:r>
+        <w:rPr>
+          <w:rFonts w:ascii="Times New Roman" w:hAnsi="Times New Roman" w:cs="Times New Roman"/>
+          <w:b/>
+          <w:bCs/>
+          <w:sz w:val="26"/>
+          <w:szCs w:val="26"/>
+        </w:rPr>
+        <w:t>1. Các cách thức đăng nhập SSH ngoài Username/Password</w:t>
+      </w:r>
+    </w:p>
+    <w:p>
+      <w:pPr>
+        <w:numPr>
+          <w:ilvl w:val="0"/>
+          <w:numId w:val="29"/>
+        </w:numPr>
+        <w:spacing w:line="360" w:lineRule="auto"/>
+        <w:jc w:val="both"/>
+        <w:rPr>
+          <w:rFonts w:ascii="Times New Roman" w:hAnsi="Times New Roman" w:cs="Times New Roman"/>
+          <w:sz w:val="26"/>
+          <w:szCs w:val="26"/>
+        </w:rPr>
+      </w:pPr>
+      <w:r>
+        <w:rPr>
+          <w:rFonts w:ascii="Times New Roman" w:hAnsi="Times New Roman" w:cs="Times New Roman"/>
+          <w:b/>
+          <w:bCs/>
+          <w:sz w:val="26"/>
+          <w:szCs w:val="26"/>
+        </w:rPr>
+        <w:t>Xác thực bằng cặp khóa công khai (Public-key Authentication):</w:t>
+      </w:r>
+      <w:r>
+        <w:rPr>
+          <w:rFonts w:ascii="Times New Roman" w:hAnsi="Times New Roman" w:cs="Times New Roman"/>
+          <w:sz w:val="26"/>
+          <w:szCs w:val="26"/>
+        </w:rPr>
+        <w:t xml:space="preserve"> Phương thức an toàn và phổ biến nhất hiện nay. Sử dụng cặp khóa bất đối xứng (Ed25519 hoặc RSA). Khóa công khai (Public Key) lưu trên Server (file ~/.ssh/authorized_keys), khóa riêng (Private Key) được lưu trữ cẩn mật tại máy Client.</w:t>
+      </w:r>
+    </w:p>
+    <w:p>
+      <w:pPr>
+        <w:numPr>
+          <w:ilvl w:val="0"/>
+          <w:numId w:val="29"/>
+        </w:numPr>
+        <w:spacing w:line="360" w:lineRule="auto"/>
+        <w:jc w:val="both"/>
+        <w:rPr>
+          <w:rFonts w:ascii="Times New Roman" w:hAnsi="Times New Roman" w:cs="Times New Roman"/>
+          <w:sz w:val="26"/>
+          <w:szCs w:val="26"/>
+        </w:rPr>
+      </w:pPr>
+      <w:r>
+        <w:rPr>
+          <w:rFonts w:ascii="Times New Roman" w:hAnsi="Times New Roman" w:cs="Times New Roman"/>
+          <w:b/>
+          <w:bCs/>
+          <w:sz w:val="26"/>
+          <w:szCs w:val="26"/>
+        </w:rPr>
+        <w:t>Xác thực bằng Chứng chỉ số SSH (Certificate-based Authentication):</w:t>
+      </w:r>
+      <w:r>
+        <w:rPr>
+          <w:rFonts w:ascii="Times New Roman" w:hAnsi="Times New Roman" w:cs="Times New Roman"/>
+          <w:sz w:val="26"/>
+          <w:szCs w:val="26"/>
+        </w:rPr>
+        <w:t xml:space="preserve"> Sử dụng SSH Certificate Authority (CA) để ký duyệt khóa cho người dùng, quy định thời hạn hiệu lực (TTL) và quyền hạn (Principal), phù hợp cho các hạ tầng lớn.</w:t>
+      </w:r>
+    </w:p>
+    <w:p>
+      <w:pPr>
+        <w:numPr>
+          <w:ilvl w:val="0"/>
+          <w:numId w:val="29"/>
+        </w:numPr>
+        <w:spacing w:line="360" w:lineRule="auto"/>
+        <w:jc w:val="both"/>
+        <w:rPr>
+          <w:rFonts w:ascii="Times New Roman" w:hAnsi="Times New Roman" w:cs="Times New Roman"/>
+          <w:sz w:val="26"/>
+          <w:szCs w:val="26"/>
+        </w:rPr>
+      </w:pPr>
+      <w:r>
+        <w:rPr>
+          <w:rFonts w:ascii="Times New Roman" w:hAnsi="Times New Roman" w:cs="Times New Roman"/>
+          <w:b/>
+          <w:bCs/>
+          <w:sz w:val="26"/>
+          <w:szCs w:val="26"/>
+        </w:rPr>
+        <w:t>Khóa bảo mật phần cứng / MFA (FIDO2 / U2F Hardware Token):</w:t>
+      </w:r>
+      <w:r>
+        <w:rPr>
+          <w:rFonts w:ascii="Times New Roman" w:hAnsi="Times New Roman" w:cs="Times New Roman"/>
+          <w:sz w:val="26"/>
+          <w:szCs w:val="26"/>
+        </w:rPr>
+        <w:t xml:space="preserve"> Tích hợp các thiết bị bảo mật như YubiKey (loại khóa ed25519-sk), yêu cầu người dùng phải chạm vật lý vào khóa để hoàn tất xác thực.</w:t>
+      </w:r>
+    </w:p>
+    <w:p>
+      <w:pPr>
+        <w:numPr>
+          <w:ilvl w:val="0"/>
+          <w:numId w:val="29"/>
+        </w:numPr>
+        <w:spacing w:line="360" w:lineRule="auto"/>
+        <w:jc w:val="both"/>
+        <w:rPr>
+          <w:rFonts w:ascii="Times New Roman" w:hAnsi="Times New Roman" w:cs="Times New Roman"/>
+          <w:sz w:val="26"/>
+          <w:szCs w:val="26"/>
+        </w:rPr>
+      </w:pPr>
+      <w:r>
+        <w:rPr>
+          <w:rFonts w:ascii="Times New Roman" w:hAnsi="Times New Roman" w:cs="Times New Roman"/>
+          <w:b/>
+          <w:bCs/>
+          <w:sz w:val="26"/>
+          <w:szCs w:val="26"/>
+        </w:rPr>
+        <w:t>Xác thực tập trung qua Kerberos / GSSAPI:</w:t>
+      </w:r>
+      <w:r>
+        <w:rPr>
+          <w:rFonts w:ascii="Times New Roman" w:hAnsi="Times New Roman" w:cs="Times New Roman"/>
+          <w:sz w:val="26"/>
+          <w:szCs w:val="26"/>
+        </w:rPr>
+        <w:t xml:space="preserve"> Cho phép tích hợp đăng nhập một lần (Single Sign-On - SSO) vào môi trường Windows Active Directory hoặc FreeIPA.</w:t>
+      </w:r>
+    </w:p>
+    <w:p>
+      <w:pPr>
+        <w:spacing w:line="360" w:lineRule="auto"/>
+        <w:jc w:val="both"/>
+        <w:rPr>
+          <w:rFonts w:ascii="Times New Roman" w:hAnsi="Times New Roman" w:cs="Times New Roman"/>
+          <w:b/>
+          <w:bCs/>
+          <w:sz w:val="26"/>
+          <w:szCs w:val="26"/>
+        </w:rPr>
+      </w:pPr>
+      <w:r>
+        <w:rPr>
+          <w:rFonts w:ascii="Times New Roman" w:hAnsi="Times New Roman" w:cs="Times New Roman"/>
+          <w:b/>
+          <w:bCs/>
+          <w:sz w:val="26"/>
+          <w:szCs w:val="26"/>
+        </w:rPr>
+        <w:t>2. Kịch bản thực hiện Demo minh họa Public-key Authentication</w:t>
+      </w:r>
+    </w:p>
+    <w:p>
+      <w:pPr>
+        <w:numPr>
+          <w:ilvl w:val="0"/>
+          <w:numId w:val="30"/>
+        </w:numPr>
+        <w:spacing w:line="360" w:lineRule="auto"/>
+        <w:jc w:val="both"/>
+        <w:rPr>
+          <w:rFonts w:ascii="Times New Roman" w:hAnsi="Times New Roman" w:cs="Times New Roman"/>
+          <w:sz w:val="26"/>
+          <w:szCs w:val="26"/>
+        </w:rPr>
+      </w:pPr>
+      <w:r>
+        <w:rPr>
+          <w:rFonts w:ascii="Times New Roman" w:hAnsi="Times New Roman" w:cs="Times New Roman"/>
+          <w:b/>
+          <w:bCs/>
+          <w:sz w:val="26"/>
+          <w:szCs w:val="26"/>
+        </w:rPr>
+        <w:t>Bước 1:</w:t>
+      </w:r>
+      <w:r>
+        <w:rPr>
+          <w:rFonts w:ascii="Times New Roman" w:hAnsi="Times New Roman" w:cs="Times New Roman"/>
+          <w:sz w:val="26"/>
+          <w:szCs w:val="26"/>
+        </w:rPr>
+        <w:t xml:space="preserve"> Mở công cụ PuTTYgen (hoặc lệnh ssh-keygen -t ed25519), bấm </w:t>
+      </w:r>
+      <w:r>
+        <w:rPr>
+          <w:rFonts w:ascii="Times New Roman" w:hAnsi="Times New Roman" w:cs="Times New Roman"/>
           <w:i/>
           <w:iCs/>
           <w:sz w:val="26"/>
           <w:szCs w:val="26"/>
         </w:rPr>
-      </w:pPr>
-    </w:p>
-    <w:p>
-      <w:pPr>
+        <w:t>Generate</w:t>
+      </w:r>
+      <w:r>
+        <w:rPr>
+          <w:rFonts w:ascii="Times New Roman" w:hAnsi="Times New Roman" w:cs="Times New Roman"/>
+          <w:sz w:val="26"/>
+          <w:szCs w:val="26"/>
+        </w:rPr>
+        <w:t xml:space="preserve"> để tạo cặp khóa. Lưu lại file Private Key (.ppk) trên máy Client.</w:t>
+      </w:r>
+    </w:p>
+    <w:p>
+      <w:pPr>
+        <w:numPr>
+          <w:ilvl w:val="0"/>
+          <w:numId w:val="30"/>
+        </w:numPr>
         <w:spacing w:line="360" w:lineRule="auto"/>
         <w:jc w:val="both"/>
         <w:rPr>
           <w:rFonts w:ascii="Times New Roman" w:hAnsi="Times New Roman" w:cs="Times New Roman"/>
+          <w:sz w:val="26"/>
+          <w:szCs w:val="26"/>
+        </w:rPr>
+      </w:pPr>
+      <w:r>
+        <w:rPr>
+          <w:rFonts w:ascii="Times New Roman" w:hAnsi="Times New Roman" w:cs="Times New Roman"/>
           <w:b/>
           <w:bCs/>
           <w:sz w:val="26"/>
           <w:szCs w:val="26"/>
         </w:rPr>
+        <w:t>Bước 2:</w:t>
+      </w:r>
+      <w:r>
+        <w:rPr>
+          <w:rFonts w:ascii="Times New Roman" w:hAnsi="Times New Roman" w:cs="Times New Roman"/>
+          <w:sz w:val="26"/>
+          <w:szCs w:val="26"/>
+        </w:rPr>
+        <w:t xml:space="preserve"> Sao chép chuỗi Public Key từ PuTTYgen và dán vào file ~/.ssh/authorized_keys của tài khoản người dùng trên Server (đồng thời phân quyền an toàn chmod 700 ~/.ssh và chmod 600 ~/.ssh/authorized_keys).</w:t>
+      </w:r>
+    </w:p>
+    <w:p>
+      <w:pPr>
+        <w:numPr>
+          <w:ilvl w:val="0"/>
+          <w:numId w:val="30"/>
+        </w:numPr>
+        <w:spacing w:line="360" w:lineRule="auto"/>
+        <w:jc w:val="both"/>
+        <w:rPr>
+          <w:rFonts w:ascii="Times New Roman" w:hAnsi="Times New Roman" w:cs="Times New Roman"/>
+          <w:sz w:val="26"/>
+          <w:szCs w:val="26"/>
+        </w:rPr>
       </w:pPr>
       <w:r>
         <w:rPr>
@@ -1269,7 +1501,42 @@
           <w:sz w:val="26"/>
           <w:szCs w:val="26"/>
         </w:rPr>
-        <w:t>CÂU 4: PHÂN TÍCH SỰ KHÁC BIỆT DƯỚI GÓC ĐỘ BẢO MẬT (CONFIDENTIALITY, INTEGRITY, AUTHENTICATION)</w:t>
+        <w:t>Bước 3:</w:t>
+      </w:r>
+      <w:r>
+        <w:rPr>
+          <w:rFonts w:ascii="Times New Roman" w:hAnsi="Times New Roman" w:cs="Times New Roman"/>
+          <w:sz w:val="26"/>
+          <w:szCs w:val="26"/>
+        </w:rPr>
+        <w:t xml:space="preserve"> Mở PuTTY, tại mục </w:t>
+      </w:r>
+      <w:r>
+        <w:rPr>
+          <w:rFonts w:ascii="Times New Roman" w:hAnsi="Times New Roman" w:cs="Times New Roman"/>
+          <w:i/>
+          <w:iCs/>
+          <w:sz w:val="26"/>
+          <w:szCs w:val="26"/>
+        </w:rPr>
+        <w:t>Connection &gt; SSH &gt; Auth &gt; Credentials</w:t>
+      </w:r>
+      <w:r>
+        <w:rPr>
+          <w:rFonts w:ascii="Times New Roman" w:hAnsi="Times New Roman" w:cs="Times New Roman"/>
+          <w:sz w:val="26"/>
+          <w:szCs w:val="26"/>
+        </w:rPr>
+        <w:t xml:space="preserve">, trỏ tới file Private Key (.ppk) đã lưu. Kết nối đến Server: hệ thống tự động xác thực và cấp </w:t>
+      </w:r>
+      <w:r>
+        <w:rPr>
+          <w:rFonts w:ascii="Times New Roman" w:hAnsi="Times New Roman" w:cs="Times New Roman"/>
+          <w:sz w:val="26"/>
+          <w:szCs w:val="26"/>
+        </w:rPr>
+        <w:lastRenderedPageBreak/>
+        <w:t>quyền truy cập mà không yêu cầu nhập mật khẩu của hệ thống.</w:t>
       </w:r>
     </w:p>
     <w:p>
@@ -1288,7 +1555,41 @@
           <w:sz w:val="26"/>
           <w:szCs w:val="26"/>
         </w:rPr>
-        <w:t>1. Tính bí mật (Confidentiality)</w:t>
+        <w:drawing>
+          <wp:inline distT="0" distB="0" distL="0" distR="0" wp14:anchorId="2D921721" wp14:editId="61DF11C1">
+            <wp:extent cx="5394960" cy="3810479"/>
+            <wp:effectExtent l="0" t="0" r="0" b="0"/>
+            <wp:docPr id="492401949" name="Picture 1" descr="A computer screen shot of a computer screen&#10;&#10;Description automatically generated"/>
+            <wp:cNvGraphicFramePr>
+              <a:graphicFrameLocks xmlns:a="http://schemas.openxmlformats.org/drawingml/2006/main" noChangeAspect="1"/>
+            </wp:cNvGraphicFramePr>
+            <a:graphic xmlns:a="http://schemas.openxmlformats.org/drawingml/2006/main">
+              <a:graphicData uri="http://schemas.openxmlformats.org/drawingml/2006/picture">
+                <pic:pic xmlns:pic="http://schemas.openxmlformats.org/drawingml/2006/picture">
+                  <pic:nvPicPr>
+                    <pic:cNvPr id="492401949" name="Picture 1" descr="A computer screen shot of a computer screen&#10;&#10;Description automatically generated"/>
+                    <pic:cNvPicPr/>
+                  </pic:nvPicPr>
+                  <pic:blipFill>
+                    <a:blip r:embed="rId7"/>
+                    <a:stretch>
+                      <a:fillRect/>
+                    </a:stretch>
+                  </pic:blipFill>
+                  <pic:spPr>
+                    <a:xfrm>
+                      <a:off x="0" y="0"/>
+                      <a:ext cx="5399821" cy="3813912"/>
+                    </a:xfrm>
+                    <a:prstGeom prst="rect">
+                      <a:avLst/>
+                    </a:prstGeom>
+                  </pic:spPr>
+                </pic:pic>
+              </a:graphicData>
+            </a:graphic>
+          </wp:inline>
+        </w:drawing>
       </w:r>
     </w:p>
     <w:p>
@@ -1297,18 +1598,12 @@
         <w:jc w:val="both"/>
         <w:rPr>
           <w:rFonts w:ascii="Times New Roman" w:hAnsi="Times New Roman" w:cs="Times New Roman"/>
-          <w:sz w:val="26"/>
-          <w:szCs w:val="26"/>
-        </w:rPr>
-      </w:pPr>
-      <w:r>
-        <w:rPr>
-          <w:rFonts w:ascii="Times New Roman" w:hAnsi="Times New Roman" w:cs="Times New Roman"/>
-          <w:sz w:val="26"/>
-          <w:szCs w:val="26"/>
-        </w:rPr>
-        <w:t>Telnet: Không đáp ứng tính bí mật. Dữ liệu từ gói tin TCP trở lên đều là Plaintext. Bất kỳ thực thể nào đứng cùng mạng broadcast hoặc trên tuyến đường đi đều có thể trích xuất 100% nội dung trao đổi thông qua các công cụ Sniffer.</w:t>
-      </w:r>
+          <w:i/>
+          <w:iCs/>
+          <w:sz w:val="26"/>
+          <w:szCs w:val="26"/>
+        </w:rPr>
+      </w:pPr>
     </w:p>
     <w:p>
       <w:pPr>
@@ -1316,17 +1611,55 @@
         <w:jc w:val="both"/>
         <w:rPr>
           <w:rFonts w:ascii="Times New Roman" w:hAnsi="Times New Roman" w:cs="Times New Roman"/>
-          <w:sz w:val="26"/>
-          <w:szCs w:val="26"/>
-        </w:rPr>
-      </w:pPr>
-      <w:r>
-        <w:rPr>
-          <w:rFonts w:ascii="Times New Roman" w:hAnsi="Times New Roman" w:cs="Times New Roman"/>
-          <w:sz w:val="26"/>
-          <w:szCs w:val="26"/>
-        </w:rPr>
-        <w:t>SSH: Đảm bảo tuyệt đối. Sau bước bắt tay TCP, hai bên trao đổi khóa phiên (Session Key) qua giải thuật Diffie-Hellman/ECDH. Toàn bộ nội dung phía sau được mã hóa đối xứng (AES-256-GCM, ChaCha20-Poly1305). Kẻ nghe lén chỉ thấy các khối dữ liệu nhị phân ngẫu nhiên, không thể giải mã nếu không có Session Key.</w:t>
+          <w:i/>
+          <w:iCs/>
+          <w:sz w:val="26"/>
+          <w:szCs w:val="26"/>
+        </w:rPr>
+      </w:pPr>
+      <w:r>
+        <w:rPr>
+          <w:rFonts w:ascii="Times New Roman" w:hAnsi="Times New Roman" w:cs="Times New Roman"/>
+          <w:i/>
+          <w:iCs/>
+          <w:sz w:val="26"/>
+          <w:szCs w:val="26"/>
+        </w:rPr>
+        <w:drawing>
+          <wp:inline distT="0" distB="0" distL="0" distR="0" wp14:anchorId="62A57E4B" wp14:editId="6F76E45D">
+            <wp:extent cx="5875020" cy="3261360"/>
+            <wp:effectExtent l="0" t="0" r="0" b="0"/>
+            <wp:docPr id="1863056634" name="Picture 1" descr="A screenshot of a computer&#10;&#10;Description automatically generated"/>
+            <wp:cNvGraphicFramePr>
+              <a:graphicFrameLocks xmlns:a="http://schemas.openxmlformats.org/drawingml/2006/main" noChangeAspect="1"/>
+            </wp:cNvGraphicFramePr>
+            <a:graphic xmlns:a="http://schemas.openxmlformats.org/drawingml/2006/main">
+              <a:graphicData uri="http://schemas.openxmlformats.org/drawingml/2006/picture">
+                <pic:pic xmlns:pic="http://schemas.openxmlformats.org/drawingml/2006/picture">
+                  <pic:nvPicPr>
+                    <pic:cNvPr id="1863056634" name="Picture 1" descr="A screenshot of a computer&#10;&#10;Description automatically generated"/>
+                    <pic:cNvPicPr/>
+                  </pic:nvPicPr>
+                  <pic:blipFill>
+                    <a:blip r:embed="rId8"/>
+                    <a:stretch>
+                      <a:fillRect/>
+                    </a:stretch>
+                  </pic:blipFill>
+                  <pic:spPr>
+                    <a:xfrm>
+                      <a:off x="0" y="0"/>
+                      <a:ext cx="5879895" cy="3264066"/>
+                    </a:xfrm>
+                    <a:prstGeom prst="rect">
+                      <a:avLst/>
+                    </a:prstGeom>
+                  </pic:spPr>
+                </pic:pic>
+              </a:graphicData>
+            </a:graphic>
+          </wp:inline>
+        </w:drawing>
       </w:r>
     </w:p>
     <w:p>
@@ -1335,18 +1668,12 @@
         <w:jc w:val="both"/>
         <w:rPr>
           <w:rFonts w:ascii="Times New Roman" w:hAnsi="Times New Roman" w:cs="Times New Roman"/>
-          <w:sz w:val="26"/>
-          <w:szCs w:val="26"/>
-        </w:rPr>
-      </w:pPr>
-      <w:r>
-        <w:rPr>
-          <w:rFonts w:ascii="Times New Roman" w:hAnsi="Times New Roman" w:cs="Times New Roman"/>
-          <w:sz w:val="26"/>
-          <w:szCs w:val="26"/>
-        </w:rPr>
-        <w:t>2. Tính toàn vẹn (Integrity)</w:t>
-      </w:r>
+          <w:i/>
+          <w:iCs/>
+          <w:sz w:val="26"/>
+          <w:szCs w:val="26"/>
+        </w:rPr>
+      </w:pPr>
     </w:p>
     <w:p>
       <w:pPr>
@@ -1354,17 +1681,22 @@
         <w:jc w:val="both"/>
         <w:rPr>
           <w:rFonts w:ascii="Times New Roman" w:hAnsi="Times New Roman" w:cs="Times New Roman"/>
-          <w:sz w:val="26"/>
-          <w:szCs w:val="26"/>
-        </w:rPr>
-      </w:pPr>
-      <w:r>
-        <w:rPr>
-          <w:rFonts w:ascii="Times New Roman" w:hAnsi="Times New Roman" w:cs="Times New Roman"/>
-          <w:sz w:val="26"/>
-          <w:szCs w:val="26"/>
-        </w:rPr>
-        <w:t>Telnet: Không có cơ chế bảo vệ tính toàn vẹn ở tầng ứng dụng. Nó chỉ dựa vào TCP Checksum (16-bit) của tầng vận chuyển, vốn chỉ phát hiện lỗi đường truyền ngẫu nhiên chứ không chống được kẻ tấn công cố tình sửa đổi nội dung gói tin (Packet Tampering / Injection).</w:t>
+          <w:b/>
+          <w:bCs/>
+          <w:sz w:val="26"/>
+          <w:szCs w:val="26"/>
+        </w:rPr>
+      </w:pPr>
+      <w:r>
+        <w:rPr>
+          <w:rFonts w:ascii="Times New Roman" w:hAnsi="Times New Roman" w:cs="Times New Roman"/>
+          <w:b/>
+          <w:bCs/>
+          <w:sz w:val="26"/>
+          <w:szCs w:val="26"/>
+        </w:rPr>
+        <w:lastRenderedPageBreak/>
+        <w:t>CÂU 4: PHÂN TÍCH SỰ KHÁC BIỆT DƯỚI GÓC ĐỘ BẢO MẬT (CONFIDENTIALITY, INTEGRITY, AUTHENTICATION)</w:t>
       </w:r>
     </w:p>
     <w:p>
@@ -1383,7 +1715,7 @@
           <w:sz w:val="26"/>
           <w:szCs w:val="26"/>
         </w:rPr>
-        <w:t>SSH: Bảo vệ toàn vẹn nghiêm ngặt nhờ mã xác thực thông điệp MAC (HMAC-SHA256) hoặc chế độ mã hóa xác thực tích hợp AEAD. Mỗi gói tin đều kèm số thứ tự gói (Sequence Number) và Tag kiểm tra. Mọi hành vi chèn, xóa, sửa đổi bit hoặc phát lại gói tin (Replay Attack) đều khiến quá trình kiểm tra toàn vẹn thất bại và kết nối bị ngắt lập tức.</w:t>
+        <w:t>1. Tính bí mật (Confidentiality)</w:t>
       </w:r>
     </w:p>
     <w:p>
@@ -1402,7 +1734,7 @@
           <w:sz w:val="26"/>
           <w:szCs w:val="26"/>
         </w:rPr>
-        <w:t>3. Tính xác thực (Authentication)</w:t>
+        <w:t>Telnet: Không đáp ứng tính bí mật. Dữ liệu từ gói tin TCP trở lên đều là Plaintext. Bất kỳ thực thể nào đứng cùng mạng broadcast hoặc trên tuyến đường đi đều có thể trích xuất 100% nội dung trao đổi thông qua các công cụ Sniffer.</w:t>
       </w:r>
     </w:p>
     <w:p>
@@ -1421,16 +1753,7 @@
           <w:sz w:val="26"/>
           <w:szCs w:val="26"/>
         </w:rPr>
-        <w:t xml:space="preserve">Telnet: Cơ chế xác thực một chiều và cực kỳ lỏng lẻo. Server yêu cầu mật khẩu người </w:t>
-      </w:r>
-      <w:r>
-        <w:rPr>
-          <w:rFonts w:ascii="Times New Roman" w:hAnsi="Times New Roman" w:cs="Times New Roman"/>
-          <w:sz w:val="26"/>
-          <w:szCs w:val="26"/>
-        </w:rPr>
-        <w:lastRenderedPageBreak/>
-        <w:t>dùng, nhưng mật khẩu lại gửi dạng rõ qua mạng. Client hoàn toàn không có cách nào để xác thực danh tính Server, dẫn tới việc Client rất dễ bị đánh lừa kết nối vào một máy chủ giả mạo (Fake/Rogue Server).</w:t>
+        <w:t>SSH: Đảm bảo tuyệt đối. Sau bước bắt tay TCP, hai bên trao đổi khóa phiên (Session Key) qua giải thuật Diffie-Hellman/ECDH. Toàn bộ nội dung phía sau được mã hóa đối xứng (AES-256-GCM, ChaCha20-Poly1305). Kẻ nghe lén chỉ thấy các khối dữ liệu nhị phân ngẫu nhiên, không thể giải mã nếu không có Session Key.</w:t>
       </w:r>
     </w:p>
     <w:p>
@@ -1449,7 +1772,7 @@
           <w:sz w:val="26"/>
           <w:szCs w:val="26"/>
         </w:rPr>
-        <w:t>SSH: Cung cấp cơ chế xác thực hai chiều (Mutual Authentication) chặt chẽ:</w:t>
+        <w:t>2. Tính toàn vẹn (Integrity)</w:t>
       </w:r>
     </w:p>
     <w:p>
@@ -1465,6 +1788,101 @@
       <w:r>
         <w:rPr>
           <w:rFonts w:ascii="Times New Roman" w:hAnsi="Times New Roman" w:cs="Times New Roman"/>
+          <w:sz w:val="26"/>
+          <w:szCs w:val="26"/>
+        </w:rPr>
+        <w:t>Telnet: Không có cơ chế bảo vệ tính toàn vẹn ở tầng ứng dụng. Nó chỉ dựa vào TCP Checksum (16-bit) của tầng vận chuyển, vốn chỉ phát hiện lỗi đường truyền ngẫu nhiên chứ không chống được kẻ tấn công cố tình sửa đổi nội dung gói tin (Packet Tampering / Injection).</w:t>
+      </w:r>
+    </w:p>
+    <w:p>
+      <w:pPr>
+        <w:spacing w:line="360" w:lineRule="auto"/>
+        <w:jc w:val="both"/>
+        <w:rPr>
+          <w:rFonts w:ascii="Times New Roman" w:hAnsi="Times New Roman" w:cs="Times New Roman"/>
+          <w:sz w:val="26"/>
+          <w:szCs w:val="26"/>
+        </w:rPr>
+      </w:pPr>
+      <w:r>
+        <w:rPr>
+          <w:rFonts w:ascii="Times New Roman" w:hAnsi="Times New Roman" w:cs="Times New Roman"/>
+          <w:sz w:val="26"/>
+          <w:szCs w:val="26"/>
+        </w:rPr>
+        <w:t>SSH: Bảo vệ toàn vẹn nghiêm ngặt nhờ mã xác thực thông điệp MAC (HMAC-SHA256) hoặc chế độ mã hóa xác thực tích hợp AEAD. Mỗi gói tin đều kèm số thứ tự gói (Sequence Number) và Tag kiểm tra. Mọi hành vi chèn, xóa, sửa đổi bit hoặc phát lại gói tin (Replay Attack) đều khiến quá trình kiểm tra toàn vẹn thất bại và kết nối bị ngắt lập tức.</w:t>
+      </w:r>
+    </w:p>
+    <w:p>
+      <w:pPr>
+        <w:spacing w:line="360" w:lineRule="auto"/>
+        <w:jc w:val="both"/>
+        <w:rPr>
+          <w:rFonts w:ascii="Times New Roman" w:hAnsi="Times New Roman" w:cs="Times New Roman"/>
+          <w:sz w:val="26"/>
+          <w:szCs w:val="26"/>
+        </w:rPr>
+      </w:pPr>
+      <w:r>
+        <w:rPr>
+          <w:rFonts w:ascii="Times New Roman" w:hAnsi="Times New Roman" w:cs="Times New Roman"/>
+          <w:sz w:val="26"/>
+          <w:szCs w:val="26"/>
+        </w:rPr>
+        <w:t>3. Tính xác thực (Authentication)</w:t>
+      </w:r>
+    </w:p>
+    <w:p>
+      <w:pPr>
+        <w:spacing w:line="360" w:lineRule="auto"/>
+        <w:jc w:val="both"/>
+        <w:rPr>
+          <w:rFonts w:ascii="Times New Roman" w:hAnsi="Times New Roman" w:cs="Times New Roman"/>
+          <w:sz w:val="26"/>
+          <w:szCs w:val="26"/>
+        </w:rPr>
+      </w:pPr>
+      <w:r>
+        <w:rPr>
+          <w:rFonts w:ascii="Times New Roman" w:hAnsi="Times New Roman" w:cs="Times New Roman"/>
+          <w:sz w:val="26"/>
+          <w:szCs w:val="26"/>
+        </w:rPr>
+        <w:t>Telnet: Cơ chế xác thực một chiều và cực kỳ lỏng lẻo. Server yêu cầu mật khẩu người dùng, nhưng mật khẩu lại gửi dạng rõ qua mạng. Client hoàn toàn không có cách nào để xác thực danh tính Server, dẫn tới việc Client rất dễ bị đánh lừa kết nối vào một máy chủ giả mạo (Fake/Rogue Server).</w:t>
+      </w:r>
+    </w:p>
+    <w:p>
+      <w:pPr>
+        <w:spacing w:line="360" w:lineRule="auto"/>
+        <w:jc w:val="both"/>
+        <w:rPr>
+          <w:rFonts w:ascii="Times New Roman" w:hAnsi="Times New Roman" w:cs="Times New Roman"/>
+          <w:sz w:val="26"/>
+          <w:szCs w:val="26"/>
+        </w:rPr>
+      </w:pPr>
+      <w:r>
+        <w:rPr>
+          <w:rFonts w:ascii="Times New Roman" w:hAnsi="Times New Roman" w:cs="Times New Roman"/>
+          <w:sz w:val="26"/>
+          <w:szCs w:val="26"/>
+        </w:rPr>
+        <w:t>SSH: Cung cấp cơ chế xác thực hai chiều (Mutual Authentication) chặt chẽ:</w:t>
+      </w:r>
+    </w:p>
+    <w:p>
+      <w:pPr>
+        <w:spacing w:line="360" w:lineRule="auto"/>
+        <w:jc w:val="both"/>
+        <w:rPr>
+          <w:rFonts w:ascii="Times New Roman" w:hAnsi="Times New Roman" w:cs="Times New Roman"/>
+          <w:sz w:val="26"/>
+          <w:szCs w:val="26"/>
+        </w:rPr>
+      </w:pPr>
+      <w:r>
+        <w:rPr>
+          <w:rFonts w:ascii="Times New Roman" w:hAnsi="Times New Roman" w:cs="Times New Roman"/>
           <w:i/>
           <w:iCs/>
           <w:sz w:val="26"/>
@@ -1507,7 +1925,16 @@
           <w:sz w:val="26"/>
           <w:szCs w:val="26"/>
         </w:rPr>
-        <w:t xml:space="preserve"> Được thực hiện bên trong kênh truyền đã được mã hóa an toàn bằng nhiều phương thức mạnh (Public Key, mật khẩu mã hóa, MFA), ngăn chặn triệt để nguy cơ lộ lọt thông tin xác thực.</w:t>
+        <w:t xml:space="preserve"> Được thực hiện bên trong kênh truyền đã được mã </w:t>
+      </w:r>
+      <w:r>
+        <w:rPr>
+          <w:rFonts w:ascii="Times New Roman" w:hAnsi="Times New Roman" w:cs="Times New Roman"/>
+          <w:sz w:val="26"/>
+          <w:szCs w:val="26"/>
+        </w:rPr>
+        <w:lastRenderedPageBreak/>
+        <w:t>hóa an toàn bằng nhiều phương thức mạnh (Public Key, mật khẩu mã hóa, MFA), ngăn chặn triệt để nguy cơ lộ lọt thông tin xác thực.</w:t>
       </w:r>
     </w:p>
     <w:p>
@@ -1543,6 +1970,356 @@
         </w:rPr>
         <w:t>CÂU 5: PHÂN TÍCH KẾT QUẢ BẮT GÓI WIRESHARK (TELNET VS SSH) &amp; BẰNG CHỨNG THỰC NGHIỆM</w:t>
       </w:r>
+    </w:p>
+    <w:p>
+      <w:pPr>
+        <w:spacing w:line="360" w:lineRule="auto"/>
+        <w:jc w:val="both"/>
+        <w:rPr>
+          <w:rFonts w:ascii="Times New Roman" w:hAnsi="Times New Roman" w:cs="Times New Roman"/>
+          <w:sz w:val="26"/>
+          <w:szCs w:val="26"/>
+        </w:rPr>
+      </w:pPr>
+      <w:r>
+        <w:rPr>
+          <w:rFonts w:ascii="Times New Roman" w:hAnsi="Times New Roman" w:cs="Times New Roman"/>
+          <w:sz w:val="26"/>
+          <w:szCs w:val="26"/>
+        </w:rPr>
+        <w:t>1. Những thông tin của phiên Telnet bị quan sát hoặc khôi phục</w:t>
+      </w:r>
+    </w:p>
+    <w:p>
+      <w:pPr>
+        <w:spacing w:line="360" w:lineRule="auto"/>
+        <w:jc w:val="both"/>
+        <w:rPr>
+          <w:rFonts w:ascii="Times New Roman" w:hAnsi="Times New Roman" w:cs="Times New Roman"/>
+          <w:sz w:val="26"/>
+          <w:szCs w:val="26"/>
+        </w:rPr>
+      </w:pPr>
+      <w:r>
+        <w:rPr>
+          <w:rFonts w:ascii="Times New Roman" w:hAnsi="Times New Roman" w:cs="Times New Roman"/>
+          <w:sz w:val="26"/>
+          <w:szCs w:val="26"/>
+        </w:rPr>
+        <w:t>Khi sử dụng Wireshark bắt gói tin với bộ lọc tcp.port == 23 và sử dụng tính năng Follow &gt; TCP Stream:</w:t>
+      </w:r>
+    </w:p>
+    <w:p>
+      <w:pPr>
+        <w:numPr>
+          <w:ilvl w:val="0"/>
+          <w:numId w:val="31"/>
+        </w:numPr>
+        <w:spacing w:line="360" w:lineRule="auto"/>
+        <w:jc w:val="both"/>
+        <w:rPr>
+          <w:rFonts w:ascii="Times New Roman" w:hAnsi="Times New Roman" w:cs="Times New Roman"/>
+          <w:sz w:val="26"/>
+          <w:szCs w:val="26"/>
+        </w:rPr>
+      </w:pPr>
+      <w:r>
+        <w:rPr>
+          <w:rFonts w:ascii="Times New Roman" w:hAnsi="Times New Roman" w:cs="Times New Roman"/>
+          <w:sz w:val="26"/>
+          <w:szCs w:val="26"/>
+        </w:rPr>
+        <w:t>Tên đăng nhập (Username): Đọc được nguyên vẹn ký tự dạng rõ.</w:t>
+      </w:r>
+    </w:p>
+    <w:p>
+      <w:pPr>
+        <w:numPr>
+          <w:ilvl w:val="0"/>
+          <w:numId w:val="31"/>
+        </w:numPr>
+        <w:spacing w:line="360" w:lineRule="auto"/>
+        <w:jc w:val="both"/>
+        <w:rPr>
+          <w:rFonts w:ascii="Times New Roman" w:hAnsi="Times New Roman" w:cs="Times New Roman"/>
+          <w:sz w:val="26"/>
+          <w:szCs w:val="26"/>
+        </w:rPr>
+      </w:pPr>
+      <w:r>
+        <w:rPr>
+          <w:rFonts w:ascii="Times New Roman" w:hAnsi="Times New Roman" w:cs="Times New Roman"/>
+          <w:sz w:val="26"/>
+          <w:szCs w:val="26"/>
+        </w:rPr>
+        <w:t>Mật khẩu đăng nhập (Password): Dù trên màn hình Terminal của Client mật khẩu bị ẩn hoặc che bằng dấu sao, nhưng mỗi ký tự phím bấm đều được gửi đi trong payload của một gói tin TCP dạng ASCII rõ ràng. Attacker phục hồi chính xác 100% mật khẩu.</w:t>
+      </w:r>
+    </w:p>
+    <w:p>
+      <w:pPr>
+        <w:numPr>
+          <w:ilvl w:val="0"/>
+          <w:numId w:val="31"/>
+        </w:numPr>
+        <w:spacing w:line="360" w:lineRule="auto"/>
+        <w:jc w:val="both"/>
+        <w:rPr>
+          <w:rFonts w:ascii="Times New Roman" w:hAnsi="Times New Roman" w:cs="Times New Roman"/>
+          <w:sz w:val="26"/>
+          <w:szCs w:val="26"/>
+        </w:rPr>
+      </w:pPr>
+      <w:r>
+        <w:rPr>
+          <w:rFonts w:ascii="Times New Roman" w:hAnsi="Times New Roman" w:cs="Times New Roman"/>
+          <w:sz w:val="26"/>
+          <w:szCs w:val="26"/>
+        </w:rPr>
+        <w:t>Lệnh thực thi và Dữ liệu trả về: Toàn bộ câu lệnh của người dùng (ví dụ: dir, mkdir, lệnh cấu hình) cùng toàn bộ kết quả hiển thị từ Server đều bị khôi phục nguyên dạng.</w:t>
+      </w:r>
+    </w:p>
+    <w:p>
+      <w:pPr>
+        <w:spacing w:line="360" w:lineRule="auto"/>
+        <w:ind w:left="240"/>
+        <w:jc w:val="both"/>
+        <w:rPr>
+          <w:rFonts w:ascii="Times New Roman" w:hAnsi="Times New Roman" w:cs="Times New Roman"/>
+          <w:sz w:val="26"/>
+          <w:szCs w:val="26"/>
+        </w:rPr>
+      </w:pPr>
+      <w:r>
+        <w:rPr>
+          <w:rFonts w:ascii="Times New Roman" w:hAnsi="Times New Roman" w:cs="Times New Roman"/>
+          <w:sz w:val="26"/>
+          <w:szCs w:val="26"/>
+        </w:rPr>
+        <w:drawing>
+          <wp:inline distT="0" distB="0" distL="0" distR="0" wp14:anchorId="084E9B25" wp14:editId="1ACABCB4">
+            <wp:extent cx="5943600" cy="3188970"/>
+            <wp:effectExtent l="0" t="0" r="0" b="0"/>
+            <wp:docPr id="383834829" name="Picture 1" descr="A screenshot of a computer&#10;&#10;Description automatically generated"/>
+            <wp:cNvGraphicFramePr>
+              <a:graphicFrameLocks xmlns:a="http://schemas.openxmlformats.org/drawingml/2006/main" noChangeAspect="1"/>
+            </wp:cNvGraphicFramePr>
+            <a:graphic xmlns:a="http://schemas.openxmlformats.org/drawingml/2006/main">
+              <a:graphicData uri="http://schemas.openxmlformats.org/drawingml/2006/picture">
+                <pic:pic xmlns:pic="http://schemas.openxmlformats.org/drawingml/2006/picture">
+                  <pic:nvPicPr>
+                    <pic:cNvPr id="383834829" name="Picture 1" descr="A screenshot of a computer&#10;&#10;Description automatically generated"/>
+                    <pic:cNvPicPr/>
+                  </pic:nvPicPr>
+                  <pic:blipFill>
+                    <a:blip r:embed="rId9"/>
+                    <a:stretch>
+                      <a:fillRect/>
+                    </a:stretch>
+                  </pic:blipFill>
+                  <pic:spPr>
+                    <a:xfrm>
+                      <a:off x="0" y="0"/>
+                      <a:ext cx="5943600" cy="3188970"/>
+                    </a:xfrm>
+                    <a:prstGeom prst="rect">
+                      <a:avLst/>
+                    </a:prstGeom>
+                  </pic:spPr>
+                </pic:pic>
+              </a:graphicData>
+            </a:graphic>
+          </wp:inline>
+        </w:drawing>
+      </w:r>
+    </w:p>
+    <w:p>
+      <w:pPr>
+        <w:spacing w:line="360" w:lineRule="auto"/>
+        <w:ind w:left="240"/>
+        <w:jc w:val="both"/>
+        <w:rPr>
+          <w:rFonts w:ascii="Times New Roman" w:hAnsi="Times New Roman" w:cs="Times New Roman"/>
+          <w:sz w:val="26"/>
+          <w:szCs w:val="26"/>
+        </w:rPr>
+      </w:pPr>
+    </w:p>
+    <w:p>
+      <w:pPr>
+        <w:spacing w:line="360" w:lineRule="auto"/>
+        <w:ind w:left="240"/>
+        <w:jc w:val="both"/>
+        <w:rPr>
+          <w:rFonts w:ascii="Times New Roman" w:hAnsi="Times New Roman" w:cs="Times New Roman"/>
+          <w:sz w:val="26"/>
+          <w:szCs w:val="26"/>
+        </w:rPr>
+      </w:pPr>
+      <w:r>
+        <w:rPr>
+          <w:rFonts w:ascii="Times New Roman" w:hAnsi="Times New Roman" w:cs="Times New Roman"/>
+          <w:sz w:val="26"/>
+          <w:szCs w:val="26"/>
+        </w:rPr>
+        <w:t>2. So sánh với kết quả khi bắt phiên SSH</w:t>
+      </w:r>
+    </w:p>
+    <w:p>
+      <w:pPr>
+        <w:spacing w:line="360" w:lineRule="auto"/>
+        <w:ind w:left="240"/>
+        <w:jc w:val="both"/>
+        <w:rPr>
+          <w:rFonts w:ascii="Times New Roman" w:hAnsi="Times New Roman" w:cs="Times New Roman"/>
+          <w:sz w:val="26"/>
+          <w:szCs w:val="26"/>
+        </w:rPr>
+      </w:pPr>
+      <w:r>
+        <w:rPr>
+          <w:rFonts w:ascii="Times New Roman" w:hAnsi="Times New Roman" w:cs="Times New Roman"/>
+          <w:sz w:val="26"/>
+          <w:szCs w:val="26"/>
+        </w:rPr>
+        <w:lastRenderedPageBreak/>
+        <w:t>Khi bắt gói tin SSH với bộ lọc tcp.port == 22 và phân tích:</w:t>
+      </w:r>
+    </w:p>
+    <w:p>
+      <w:pPr>
+        <w:numPr>
+          <w:ilvl w:val="0"/>
+          <w:numId w:val="32"/>
+        </w:numPr>
+        <w:spacing w:line="360" w:lineRule="auto"/>
+        <w:jc w:val="both"/>
+        <w:rPr>
+          <w:rFonts w:ascii="Times New Roman" w:hAnsi="Times New Roman" w:cs="Times New Roman"/>
+          <w:sz w:val="26"/>
+          <w:szCs w:val="26"/>
+        </w:rPr>
+      </w:pPr>
+      <w:r>
+        <w:rPr>
+          <w:rFonts w:ascii="Times New Roman" w:hAnsi="Times New Roman" w:cs="Times New Roman"/>
+          <w:sz w:val="26"/>
+          <w:szCs w:val="26"/>
+        </w:rPr>
+        <w:t>Sau các gói bắt tay TCP và trao đổi phiên bản (Protocol Exchange), phiên giao thức SSHv2 tiến hành đàm phán thuật toán và trao đổi khóa (Key Exchange Init, ECDH Exchange, New Keys).</w:t>
+      </w:r>
+    </w:p>
+    <w:p>
+      <w:pPr>
+        <w:numPr>
+          <w:ilvl w:val="0"/>
+          <w:numId w:val="32"/>
+        </w:numPr>
+        <w:spacing w:line="360" w:lineRule="auto"/>
+        <w:jc w:val="both"/>
+        <w:rPr>
+          <w:rFonts w:ascii="Times New Roman" w:hAnsi="Times New Roman" w:cs="Times New Roman"/>
+          <w:sz w:val="26"/>
+          <w:szCs w:val="26"/>
+        </w:rPr>
+      </w:pPr>
+      <w:r>
+        <w:rPr>
+          <w:rFonts w:ascii="Times New Roman" w:hAnsi="Times New Roman" w:cs="Times New Roman"/>
+          <w:sz w:val="26"/>
+          <w:szCs w:val="26"/>
+        </w:rPr>
+        <w:t>Kể từ thông điệp New Keys, tất cả các gói tin tiếp theo đều có payload được gán nhãn là Encrypted Packet (SSH Payload).</w:t>
+      </w:r>
+    </w:p>
+    <w:p>
+      <w:pPr>
+        <w:numPr>
+          <w:ilvl w:val="0"/>
+          <w:numId w:val="32"/>
+        </w:numPr>
+        <w:spacing w:line="360" w:lineRule="auto"/>
+        <w:jc w:val="both"/>
+        <w:rPr>
+          <w:rFonts w:ascii="Times New Roman" w:hAnsi="Times New Roman" w:cs="Times New Roman"/>
+          <w:sz w:val="26"/>
+          <w:szCs w:val="26"/>
+        </w:rPr>
+      </w:pPr>
+      <w:r>
+        <w:rPr>
+          <w:rFonts w:ascii="Times New Roman" w:hAnsi="Times New Roman" w:cs="Times New Roman"/>
+          <w:sz w:val="26"/>
+          <w:szCs w:val="26"/>
+        </w:rPr>
+        <w:t>Khi mở tính năng Follow &gt; TCP Stream, toàn bộ nội dung chỉ là chuỗi byte nhị phân ngẫu nhiên (ciphertext). Không thể quan sát được Username, Password hay bất kỳ thao tác lệnh nào của người dùng.</w:t>
+      </w:r>
+    </w:p>
+    <w:p>
+      <w:pPr>
+        <w:spacing w:line="360" w:lineRule="auto"/>
+        <w:ind w:left="240"/>
+        <w:jc w:val="both"/>
+        <w:rPr>
+          <w:rFonts w:ascii="Times New Roman" w:hAnsi="Times New Roman" w:cs="Times New Roman"/>
+          <w:sz w:val="26"/>
+          <w:szCs w:val="26"/>
+        </w:rPr>
+      </w:pPr>
+      <w:r>
+        <w:rPr>
+          <w:rFonts w:ascii="Times New Roman" w:hAnsi="Times New Roman" w:cs="Times New Roman"/>
+          <w:sz w:val="26"/>
+          <w:szCs w:val="26"/>
+        </w:rPr>
+        <w:drawing>
+          <wp:inline distT="0" distB="0" distL="0" distR="0" wp14:anchorId="3404955B" wp14:editId="112682BE">
+            <wp:extent cx="5943600" cy="3508375"/>
+            <wp:effectExtent l="0" t="0" r="0" b="0"/>
+            <wp:docPr id="429880227" name="Picture 1" descr="A screenshot of a computer&#10;&#10;Description automatically generated"/>
+            <wp:cNvGraphicFramePr>
+              <a:graphicFrameLocks xmlns:a="http://schemas.openxmlformats.org/drawingml/2006/main" noChangeAspect="1"/>
+            </wp:cNvGraphicFramePr>
+            <a:graphic xmlns:a="http://schemas.openxmlformats.org/drawingml/2006/main">
+              <a:graphicData uri="http://schemas.openxmlformats.org/drawingml/2006/picture">
+                <pic:pic xmlns:pic="http://schemas.openxmlformats.org/drawingml/2006/picture">
+                  <pic:nvPicPr>
+                    <pic:cNvPr id="429880227" name="Picture 1" descr="A screenshot of a computer&#10;&#10;Description automatically generated"/>
+                    <pic:cNvPicPr/>
+                  </pic:nvPicPr>
+                  <pic:blipFill>
+                    <a:blip r:embed="rId10"/>
+                    <a:stretch>
+                      <a:fillRect/>
+                    </a:stretch>
+                  </pic:blipFill>
+                  <pic:spPr>
+                    <a:xfrm>
+                      <a:off x="0" y="0"/>
+                      <a:ext cx="5943600" cy="3508375"/>
+                    </a:xfrm>
+                    <a:prstGeom prst="rect">
+                      <a:avLst/>
+                    </a:prstGeom>
+                  </pic:spPr>
+                </pic:pic>
+              </a:graphicData>
+            </a:graphic>
+          </wp:inline>
+        </w:drawing>
+      </w:r>
+    </w:p>
+    <w:p>
+      <w:pPr>
+        <w:spacing w:line="360" w:lineRule="auto"/>
+        <w:jc w:val="both"/>
+        <w:rPr>
+          <w:rFonts w:ascii="Times New Roman" w:hAnsi="Times New Roman" w:cs="Times New Roman"/>
+          <w:b/>
+          <w:bCs/>
+          <w:sz w:val="26"/>
+          <w:szCs w:val="26"/>
+        </w:rPr>
+      </w:pPr>
     </w:p>
     <w:p>
       <w:pPr>
@@ -1630,7 +2407,16 @@
           <w:sz w:val="26"/>
           <w:szCs w:val="26"/>
         </w:rPr>
-        <w:t>Mật khẩu dài và phức tạp (chứa chữ hoa, chữ thường, số và ký tự đặc biệt) là giải pháp tăng cường độ phức tạp của thông tin xác thực (Credential Complexity), có tác dụng chống lại các hình thức tấn công đoán mò ngoại tuyến (Offline Cracking) hoặc tấn công vét cạn (Brute-force/Dictionary attack).</w:t>
+        <w:t xml:space="preserve">Mật khẩu dài và phức tạp (chứa chữ hoa, chữ thường, số và ký tự đặc biệt) là giải pháp </w:t>
+      </w:r>
+      <w:r>
+        <w:rPr>
+          <w:rFonts w:ascii="Times New Roman" w:hAnsi="Times New Roman" w:cs="Times New Roman"/>
+          <w:sz w:val="26"/>
+          <w:szCs w:val="26"/>
+        </w:rPr>
+        <w:lastRenderedPageBreak/>
+        <w:t>tăng cường độ phức tạp của thông tin xác thực (Credential Complexity), có tác dụng chống lại các hình thức tấn công đoán mò ngoại tuyến (Offline Cracking) hoặc tấn công vét cạn (Brute-force/Dictionary attack).</w:t>
       </w:r>
     </w:p>
     <w:p>
@@ -1724,16 +2510,7 @@
           <w:sz w:val="26"/>
           <w:szCs w:val="26"/>
         </w:rPr>
-        <w:t xml:space="preserve"> vẫn đọc được chuỗi mật khẩu phức tạp đó trong vài giây mà không cần chạy bất kỳ công cụ bẻ khóa nào. Mật khẩu </w:t>
-      </w:r>
-      <w:r>
-        <w:rPr>
-          <w:rFonts w:ascii="Times New Roman" w:hAnsi="Times New Roman" w:cs="Times New Roman"/>
-          <w:sz w:val="26"/>
-          <w:szCs w:val="26"/>
-        </w:rPr>
-        <w:lastRenderedPageBreak/>
-        <w:t>phức tạp chỉ được gửi thành chuỗi các byte mã ASCII rõ ràng.</w:t>
+        <w:t xml:space="preserve"> vẫn đọc được chuỗi mật khẩu phức tạp đó trong vài giây mà không cần chạy bất kỳ công cụ bẻ khóa nào. Mật khẩu phức tạp chỉ được gửi thành chuỗi các byte mã ASCII rõ ràng.</w:t>
       </w:r>
     </w:p>
     <w:p>
@@ -1761,6 +2538,59 @@
         <w:jc w:val="both"/>
         <w:rPr>
           <w:rFonts w:ascii="Times New Roman" w:hAnsi="Times New Roman" w:cs="Times New Roman"/>
+          <w:sz w:val="26"/>
+          <w:szCs w:val="26"/>
+        </w:rPr>
+      </w:pPr>
+      <w:r>
+        <w:rPr>
+          <w:rFonts w:ascii="Times New Roman" w:hAnsi="Times New Roman" w:cs="Times New Roman"/>
+          <w:sz w:val="26"/>
+          <w:szCs w:val="26"/>
+        </w:rPr>
+        <w:drawing>
+          <wp:inline distT="0" distB="0" distL="0" distR="0" wp14:anchorId="7794B721" wp14:editId="124394CD">
+            <wp:extent cx="5943600" cy="3072765"/>
+            <wp:effectExtent l="0" t="0" r="0" b="0"/>
+            <wp:docPr id="1802984269" name="Picture 1"/>
+            <wp:cNvGraphicFramePr>
+              <a:graphicFrameLocks xmlns:a="http://schemas.openxmlformats.org/drawingml/2006/main" noChangeAspect="1"/>
+            </wp:cNvGraphicFramePr>
+            <a:graphic xmlns:a="http://schemas.openxmlformats.org/drawingml/2006/main">
+              <a:graphicData uri="http://schemas.openxmlformats.org/drawingml/2006/picture">
+                <pic:pic xmlns:pic="http://schemas.openxmlformats.org/drawingml/2006/picture">
+                  <pic:nvPicPr>
+                    <pic:cNvPr id="1802984269" name=""/>
+                    <pic:cNvPicPr/>
+                  </pic:nvPicPr>
+                  <pic:blipFill>
+                    <a:blip r:embed="rId11"/>
+                    <a:stretch>
+                      <a:fillRect/>
+                    </a:stretch>
+                  </pic:blipFill>
+                  <pic:spPr>
+                    <a:xfrm>
+                      <a:off x="0" y="0"/>
+                      <a:ext cx="5943600" cy="3072765"/>
+                    </a:xfrm>
+                    <a:prstGeom prst="rect">
+                      <a:avLst/>
+                    </a:prstGeom>
+                  </pic:spPr>
+                </pic:pic>
+              </a:graphicData>
+            </a:graphic>
+          </wp:inline>
+        </w:drawing>
+      </w:r>
+    </w:p>
+    <w:p>
+      <w:pPr>
+        <w:spacing w:line="360" w:lineRule="auto"/>
+        <w:jc w:val="both"/>
+        <w:rPr>
+          <w:rFonts w:ascii="Times New Roman" w:hAnsi="Times New Roman" w:cs="Times New Roman"/>
           <w:b/>
           <w:bCs/>
           <w:sz w:val="26"/>
@@ -1818,6 +2648,10 @@
     </w:p>
     <w:p>
       <w:pPr>
+        <w:numPr>
+          <w:ilvl w:val="0"/>
+          <w:numId w:val="33"/>
+        </w:numPr>
         <w:spacing w:line="360" w:lineRule="auto"/>
         <w:jc w:val="both"/>
         <w:rPr>
@@ -1832,11 +2666,16 @@
           <w:sz w:val="26"/>
           <w:szCs w:val="26"/>
         </w:rPr>
+        <w:lastRenderedPageBreak/>
         <w:t>Địa chỉ IP nguồn và đích (Source/Destination IP): Xác định rõ thiết bị Client nào đang kết nối vào máy chủ nào.</w:t>
       </w:r>
     </w:p>
     <w:p>
       <w:pPr>
+        <w:numPr>
+          <w:ilvl w:val="0"/>
+          <w:numId w:val="33"/>
+        </w:numPr>
         <w:spacing w:line="360" w:lineRule="auto"/>
         <w:jc w:val="both"/>
         <w:rPr>
@@ -1856,6 +2695,10 @@
     </w:p>
     <w:p>
       <w:pPr>
+        <w:numPr>
+          <w:ilvl w:val="0"/>
+          <w:numId w:val="33"/>
+        </w:numPr>
         <w:spacing w:line="360" w:lineRule="auto"/>
         <w:jc w:val="both"/>
         <w:rPr>
@@ -1875,6 +2718,10 @@
     </w:p>
     <w:p>
       <w:pPr>
+        <w:numPr>
+          <w:ilvl w:val="0"/>
+          <w:numId w:val="33"/>
+        </w:numPr>
         <w:spacing w:line="360" w:lineRule="auto"/>
         <w:jc w:val="both"/>
         <w:rPr>
@@ -1894,6 +2741,10 @@
     </w:p>
     <w:p>
       <w:pPr>
+        <w:numPr>
+          <w:ilvl w:val="0"/>
+          <w:numId w:val="33"/>
+        </w:numPr>
         <w:spacing w:line="360" w:lineRule="auto"/>
         <w:jc w:val="both"/>
         <w:rPr>
@@ -1927,7 +2778,41 @@
           <w:sz w:val="26"/>
           <w:szCs w:val="26"/>
         </w:rPr>
-        <w:t>2. Các rủi ro an toàn thông tin phát sinh từ Metadata (Traffic Analysis)</w:t>
+        <w:drawing>
+          <wp:inline distT="0" distB="0" distL="0" distR="0" wp14:anchorId="1F74F2F8" wp14:editId="33F44039">
+            <wp:extent cx="5943600" cy="3173095"/>
+            <wp:effectExtent l="0" t="0" r="0" b="8255"/>
+            <wp:docPr id="188168526" name="Picture 1" descr="A screenshot of a computer&#10;&#10;Description automatically generated"/>
+            <wp:cNvGraphicFramePr>
+              <a:graphicFrameLocks xmlns:a="http://schemas.openxmlformats.org/drawingml/2006/main" noChangeAspect="1"/>
+            </wp:cNvGraphicFramePr>
+            <a:graphic xmlns:a="http://schemas.openxmlformats.org/drawingml/2006/main">
+              <a:graphicData uri="http://schemas.openxmlformats.org/drawingml/2006/picture">
+                <pic:pic xmlns:pic="http://schemas.openxmlformats.org/drawingml/2006/picture">
+                  <pic:nvPicPr>
+                    <pic:cNvPr id="188168526" name="Picture 1" descr="A screenshot of a computer&#10;&#10;Description automatically generated"/>
+                    <pic:cNvPicPr/>
+                  </pic:nvPicPr>
+                  <pic:blipFill>
+                    <a:blip r:embed="rId12"/>
+                    <a:stretch>
+                      <a:fillRect/>
+                    </a:stretch>
+                  </pic:blipFill>
+                  <pic:spPr>
+                    <a:xfrm>
+                      <a:off x="0" y="0"/>
+                      <a:ext cx="5943600" cy="3173095"/>
+                    </a:xfrm>
+                    <a:prstGeom prst="rect">
+                      <a:avLst/>
+                    </a:prstGeom>
+                  </pic:spPr>
+                </pic:pic>
+              </a:graphicData>
+            </a:graphic>
+          </wp:inline>
+        </w:drawing>
       </w:r>
     </w:p>
     <w:p>
@@ -1936,17 +2821,21 @@
         <w:jc w:val="both"/>
         <w:rPr>
           <w:rFonts w:ascii="Times New Roman" w:hAnsi="Times New Roman" w:cs="Times New Roman"/>
-          <w:sz w:val="26"/>
-          <w:szCs w:val="26"/>
-        </w:rPr>
-      </w:pPr>
-      <w:r>
-        <w:rPr>
-          <w:rFonts w:ascii="Times New Roman" w:hAnsi="Times New Roman" w:cs="Times New Roman"/>
-          <w:sz w:val="26"/>
-          <w:szCs w:val="26"/>
-        </w:rPr>
-        <w:t>Thu thập thông tin mục tiêu (Reconnaissance / Service Fingerprinting): Từ chuỗi Banner, kẻ tấn công biết chính xác hệ điều hành và phiên bản OpenSSH máy chủ đang sử dụng, từ đó tra cứu các lỗ hổng đã được công bố (CVE) để tấn công khai thác.</w:t>
+          <w:b/>
+          <w:bCs/>
+          <w:sz w:val="26"/>
+          <w:szCs w:val="26"/>
+        </w:rPr>
+      </w:pPr>
+      <w:r>
+        <w:rPr>
+          <w:rFonts w:ascii="Times New Roman" w:hAnsi="Times New Roman" w:cs="Times New Roman"/>
+          <w:b/>
+          <w:bCs/>
+          <w:sz w:val="26"/>
+          <w:szCs w:val="26"/>
+        </w:rPr>
+        <w:t>CÂU 8: VAI TRÒ CỦA HOST-KEY FINGERPRINT TRONG PUTTY VÀ NGUY CƠ KHI BỎ QUA KIỂM TRA</w:t>
       </w:r>
     </w:p>
     <w:p>
@@ -1955,21 +2844,29 @@
         <w:jc w:val="both"/>
         <w:rPr>
           <w:rFonts w:ascii="Times New Roman" w:hAnsi="Times New Roman" w:cs="Times New Roman"/>
-          <w:sz w:val="26"/>
-          <w:szCs w:val="26"/>
-        </w:rPr>
-      </w:pPr>
-      <w:r>
-        <w:rPr>
-          <w:rFonts w:ascii="Times New Roman" w:hAnsi="Times New Roman" w:cs="Times New Roman"/>
-          <w:sz w:val="26"/>
-          <w:szCs w:val="26"/>
-        </w:rPr>
-        <w:t>Tấn công phân tích thời gian gõ phím (Keystroke Timing Attack): Trong phiên làm việc tương tác, mỗi khi người dùng nhấn 1 phím, một gói tin nhỏ lập tức được truyền đi. Kẻ tấn công có thể đo độ trễ giữa các lần truyền gói tin để suy đoán độ dài mật khẩu hoặc hành vi gõ lệnh của người dùng.</w:t>
-      </w:r>
-    </w:p>
-    <w:p>
-      <w:pPr>
+          <w:b/>
+          <w:bCs/>
+          <w:sz w:val="26"/>
+          <w:szCs w:val="26"/>
+        </w:rPr>
+      </w:pPr>
+      <w:r>
+        <w:rPr>
+          <w:rFonts w:ascii="Times New Roman" w:hAnsi="Times New Roman" w:cs="Times New Roman"/>
+          <w:b/>
+          <w:bCs/>
+          <w:sz w:val="26"/>
+          <w:szCs w:val="26"/>
+        </w:rPr>
+        <w:t>1. Vai trò của Host Key và Host-key Fingerprint</w:t>
+      </w:r>
+    </w:p>
+    <w:p>
+      <w:pPr>
+        <w:numPr>
+          <w:ilvl w:val="0"/>
+          <w:numId w:val="27"/>
+        </w:numPr>
         <w:spacing w:line="360" w:lineRule="auto"/>
         <w:jc w:val="both"/>
         <w:rPr>
@@ -1981,14 +2878,28 @@
       <w:r>
         <w:rPr>
           <w:rFonts w:ascii="Times New Roman" w:hAnsi="Times New Roman" w:cs="Times New Roman"/>
-          <w:sz w:val="26"/>
-          <w:szCs w:val="26"/>
-        </w:rPr>
-        <w:t>Nhận diện bản chất lưu lượng (Traffic Profiling): Dựa vào đặc thù lưu lượng và kích thước khung truyền, kẻ tấn công phân biệt được phiên làm việc là tương tác gõ lệnh thông thường hay đang có hoạt động truyền dữ liệu dung lượng lớn (SFTP/SCP).</w:t>
-      </w:r>
-    </w:p>
-    <w:p>
-      <w:pPr>
+          <w:b/>
+          <w:bCs/>
+          <w:sz w:val="26"/>
+          <w:szCs w:val="26"/>
+        </w:rPr>
+        <w:t>Host Key:</w:t>
+      </w:r>
+      <w:r>
+        <w:rPr>
+          <w:rFonts w:ascii="Times New Roman" w:hAnsi="Times New Roman" w:cs="Times New Roman"/>
+          <w:sz w:val="26"/>
+          <w:szCs w:val="26"/>
+        </w:rPr>
+        <w:t xml:space="preserve"> Là cặp khóa mật mã bất đối xứng duy nhất được gán cho SSH Server khi khởi tạo dịch vụ, đóng vai trò là "chứng minh nhân dân" của máy chủ.</w:t>
+      </w:r>
+    </w:p>
+    <w:p>
+      <w:pPr>
+        <w:numPr>
+          <w:ilvl w:val="0"/>
+          <w:numId w:val="27"/>
+        </w:numPr>
         <w:spacing w:line="360" w:lineRule="auto"/>
         <w:jc w:val="both"/>
         <w:rPr>
@@ -1997,19 +2908,176 @@
           <w:szCs w:val="26"/>
         </w:rPr>
       </w:pPr>
-    </w:p>
-    <w:p>
-      <w:pPr>
+      <w:r>
+        <w:rPr>
+          <w:rFonts w:ascii="Times New Roman" w:hAnsi="Times New Roman" w:cs="Times New Roman"/>
+          <w:b/>
+          <w:bCs/>
+          <w:sz w:val="26"/>
+          <w:szCs w:val="26"/>
+        </w:rPr>
+        <w:t>Host-key Fingerprint:</w:t>
+      </w:r>
+      <w:r>
+        <w:rPr>
+          <w:rFonts w:ascii="Times New Roman" w:hAnsi="Times New Roman" w:cs="Times New Roman"/>
+          <w:sz w:val="26"/>
+          <w:szCs w:val="26"/>
+        </w:rPr>
+        <w:t xml:space="preserve"> Là chuỗi băm mật mã (SHA256) ngắn gọn đại diện cho </w:t>
+      </w:r>
+      <w:r>
+        <w:rPr>
+          <w:rFonts w:ascii="Times New Roman" w:hAnsi="Times New Roman" w:cs="Times New Roman"/>
+          <w:sz w:val="26"/>
+          <w:szCs w:val="26"/>
+        </w:rPr>
+        <w:lastRenderedPageBreak/>
+        <w:t>Public Host Key của Server, giúp người dùng dễ dàng đối chiếu danh tính máy chủ bằng mắt thường.</w:t>
+      </w:r>
+    </w:p>
+    <w:p>
+      <w:pPr>
+        <w:numPr>
+          <w:ilvl w:val="0"/>
+          <w:numId w:val="27"/>
+        </w:numPr>
         <w:spacing w:line="360" w:lineRule="auto"/>
         <w:jc w:val="both"/>
         <w:rPr>
           <w:rFonts w:ascii="Times New Roman" w:hAnsi="Times New Roman" w:cs="Times New Roman"/>
+          <w:sz w:val="26"/>
+          <w:szCs w:val="26"/>
+        </w:rPr>
+      </w:pPr>
+      <w:r>
+        <w:rPr>
+          <w:rFonts w:ascii="Times New Roman" w:hAnsi="Times New Roman" w:cs="Times New Roman"/>
           <w:b/>
           <w:bCs/>
           <w:sz w:val="26"/>
           <w:szCs w:val="26"/>
         </w:rPr>
-      </w:pPr>
+        <w:t>Cơ chế hoạt động:</w:t>
+      </w:r>
+      <w:r>
+        <w:rPr>
+          <w:rFonts w:ascii="Times New Roman" w:hAnsi="Times New Roman" w:cs="Times New Roman"/>
+          <w:sz w:val="26"/>
+          <w:szCs w:val="26"/>
+        </w:rPr>
+        <w:t xml:space="preserve"> Trong lần kết nối đầu tiên, PuTTY chưa có bản lưu khóa của Server nên hiển thị hộp thoại </w:t>
+      </w:r>
+      <w:r>
+        <w:rPr>
+          <w:rFonts w:ascii="Times New Roman" w:hAnsi="Times New Roman" w:cs="Times New Roman"/>
+          <w:i/>
+          <w:iCs/>
+          <w:sz w:val="26"/>
+          <w:szCs w:val="26"/>
+        </w:rPr>
+        <w:t>"PuTTY Security Alert"</w:t>
+      </w:r>
+      <w:r>
+        <w:rPr>
+          <w:rFonts w:ascii="Times New Roman" w:hAnsi="Times New Roman" w:cs="Times New Roman"/>
+          <w:sz w:val="26"/>
+          <w:szCs w:val="26"/>
+        </w:rPr>
+        <w:t xml:space="preserve"> chứa Fingerprint. Nếu người dùng chọn </w:t>
+      </w:r>
+      <w:r>
+        <w:rPr>
+          <w:rFonts w:ascii="Times New Roman" w:hAnsi="Times New Roman" w:cs="Times New Roman"/>
+          <w:i/>
+          <w:iCs/>
+          <w:sz w:val="26"/>
+          <w:szCs w:val="26"/>
+        </w:rPr>
+        <w:t>Yes</w:t>
+      </w:r>
+      <w:r>
+        <w:rPr>
+          <w:rFonts w:ascii="Times New Roman" w:hAnsi="Times New Roman" w:cs="Times New Roman"/>
+          <w:sz w:val="26"/>
+          <w:szCs w:val="26"/>
+        </w:rPr>
+        <w:t>, khóa này sẽ được lưu vào Registry (known_hosts). Ở các lần kết nối tiếp theo, PuTTY tự động đối chiếu; nếu phát hiện Host Key bị thay đổi đột ngột, nó sẽ đưa ra cảnh báo nghiêm trọng về nguy cơ bị tấn côn</w:t>
+      </w:r>
+      <w:r>
+        <w:rPr>
+          <w:rFonts w:ascii="Times New Roman" w:hAnsi="Times New Roman" w:cs="Times New Roman"/>
+          <w:sz w:val="26"/>
+          <w:szCs w:val="26"/>
+        </w:rPr>
+        <w:t>g</w:t>
+      </w:r>
+    </w:p>
+    <w:p>
+      <w:pPr>
+        <w:spacing w:line="360" w:lineRule="auto"/>
+        <w:ind w:left="240"/>
+        <w:jc w:val="both"/>
+        <w:rPr>
+          <w:rFonts w:ascii="Times New Roman" w:hAnsi="Times New Roman" w:cs="Times New Roman"/>
+          <w:sz w:val="26"/>
+          <w:szCs w:val="26"/>
+        </w:rPr>
+      </w:pPr>
+    </w:p>
+    <w:p>
+      <w:pPr>
+        <w:spacing w:line="360" w:lineRule="auto"/>
+        <w:jc w:val="both"/>
+        <w:rPr>
+          <w:rFonts w:ascii="Times New Roman" w:hAnsi="Times New Roman" w:cs="Times New Roman"/>
+          <w:sz w:val="26"/>
+          <w:szCs w:val="26"/>
+        </w:rPr>
+      </w:pPr>
+      <w:r>
+        <w:rPr>
+          <w:rFonts w:ascii="Times New Roman" w:hAnsi="Times New Roman" w:cs="Times New Roman"/>
+          <w:noProof/>
+          <w:sz w:val="26"/>
+          <w:szCs w:val="26"/>
+        </w:rPr>
+        <w:drawing>
+          <wp:inline distT="0" distB="0" distL="0" distR="0" wp14:anchorId="09B55519" wp14:editId="353E3C87">
+            <wp:extent cx="5943600" cy="2950210"/>
+            <wp:effectExtent l="0" t="0" r="0" b="2540"/>
+            <wp:docPr id="1437270722" name="Picture 1" descr="A screenshot of a computer&#10;&#10;Description automatically generated"/>
+            <wp:cNvGraphicFramePr>
+              <a:graphicFrameLocks xmlns:a="http://schemas.openxmlformats.org/drawingml/2006/main" noChangeAspect="1"/>
+            </wp:cNvGraphicFramePr>
+            <a:graphic xmlns:a="http://schemas.openxmlformats.org/drawingml/2006/main">
+              <a:graphicData uri="http://schemas.openxmlformats.org/drawingml/2006/picture">
+                <pic:pic xmlns:pic="http://schemas.openxmlformats.org/drawingml/2006/picture">
+                  <pic:nvPicPr>
+                    <pic:cNvPr id="1437270722" name="Picture 1" descr="A screenshot of a computer&#10;&#10;Description automatically generated"/>
+                    <pic:cNvPicPr/>
+                  </pic:nvPicPr>
+                  <pic:blipFill>
+                    <a:blip r:embed="rId13"/>
+                    <a:stretch>
+                      <a:fillRect/>
+                    </a:stretch>
+                  </pic:blipFill>
+                  <pic:spPr>
+                    <a:xfrm>
+                      <a:off x="0" y="0"/>
+                      <a:ext cx="5943600" cy="2950210"/>
+                    </a:xfrm>
+                    <a:prstGeom prst="rect">
+                      <a:avLst/>
+                    </a:prstGeom>
+                  </pic:spPr>
+                </pic:pic>
+              </a:graphicData>
+            </a:graphic>
+          </wp:inline>
+        </w:drawing>
+      </w:r>
       <w:r>
         <w:rPr>
           <w:rFonts w:ascii="Times New Roman" w:hAnsi="Times New Roman" w:cs="Times New Roman"/>
@@ -2018,7 +3086,94 @@
           <w:sz w:val="26"/>
           <w:szCs w:val="26"/>
         </w:rPr>
-        <w:t>CÂU 8: VAI TRÒ CỦA HOST-KEY FINGERPRINT TRONG PUTTY VÀ NGUY CƠ KHI BỎ QUA KIỂM TRA</w:t>
+        <w:t>2. Hậu quả khi người dùng chấp nhận Host Key mà không kiểm tra</w:t>
+      </w:r>
+    </w:p>
+    <w:p>
+      <w:pPr>
+        <w:numPr>
+          <w:ilvl w:val="0"/>
+          <w:numId w:val="28"/>
+        </w:numPr>
+        <w:spacing w:line="360" w:lineRule="auto"/>
+        <w:jc w:val="both"/>
+        <w:rPr>
+          <w:rFonts w:ascii="Times New Roman" w:hAnsi="Times New Roman" w:cs="Times New Roman"/>
+          <w:sz w:val="26"/>
+          <w:szCs w:val="26"/>
+        </w:rPr>
+      </w:pPr>
+      <w:r>
+        <w:rPr>
+          <w:rFonts w:ascii="Times New Roman" w:hAnsi="Times New Roman" w:cs="Times New Roman"/>
+          <w:sz w:val="26"/>
+          <w:szCs w:val="26"/>
+        </w:rPr>
+        <w:t>Nếu trong mạng nội bộ đang có kẻ tấn công thực hiện tấn công Man-in-the-Middle (bằng kỹ thuật ARP Spoofing hoặc DNS Spoofing), kẻ tấn công sẽ chặn đường truyền và đưa một Public Key giả của máy Attacker cho Client.</w:t>
+      </w:r>
+    </w:p>
+    <w:p>
+      <w:pPr>
+        <w:numPr>
+          <w:ilvl w:val="0"/>
+          <w:numId w:val="28"/>
+        </w:numPr>
+        <w:spacing w:line="360" w:lineRule="auto"/>
+        <w:jc w:val="both"/>
+        <w:rPr>
+          <w:rFonts w:ascii="Times New Roman" w:hAnsi="Times New Roman" w:cs="Times New Roman"/>
+          <w:sz w:val="26"/>
+          <w:szCs w:val="26"/>
+        </w:rPr>
+      </w:pPr>
+      <w:r>
+        <w:rPr>
+          <w:rFonts w:ascii="Times New Roman" w:hAnsi="Times New Roman" w:cs="Times New Roman"/>
+          <w:sz w:val="26"/>
+          <w:szCs w:val="26"/>
+        </w:rPr>
+        <w:t xml:space="preserve">Nếu người dùng nhấn </w:t>
+      </w:r>
+      <w:r>
+        <w:rPr>
+          <w:rFonts w:ascii="Times New Roman" w:hAnsi="Times New Roman" w:cs="Times New Roman"/>
+          <w:i/>
+          <w:iCs/>
+          <w:sz w:val="26"/>
+          <w:szCs w:val="26"/>
+        </w:rPr>
+        <w:t>Yes</w:t>
+      </w:r>
+      <w:r>
+        <w:rPr>
+          <w:rFonts w:ascii="Times New Roman" w:hAnsi="Times New Roman" w:cs="Times New Roman"/>
+          <w:sz w:val="26"/>
+          <w:szCs w:val="26"/>
+        </w:rPr>
+        <w:t xml:space="preserve"> mà không đối chiếu Fingerprint với quản trị viên qua một kênh tin cậy (Out-of-band), Client sẽ thiết lập đường hầm mã hóa với chính máy của kẻ tấn công.</w:t>
+      </w:r>
+    </w:p>
+    <w:p>
+      <w:pPr>
+        <w:numPr>
+          <w:ilvl w:val="0"/>
+          <w:numId w:val="28"/>
+        </w:numPr>
+        <w:spacing w:line="360" w:lineRule="auto"/>
+        <w:jc w:val="both"/>
+        <w:rPr>
+          <w:rFonts w:ascii="Times New Roman" w:hAnsi="Times New Roman" w:cs="Times New Roman"/>
+          <w:sz w:val="26"/>
+          <w:szCs w:val="26"/>
+        </w:rPr>
+      </w:pPr>
+      <w:r>
+        <w:rPr>
+          <w:rFonts w:ascii="Times New Roman" w:hAnsi="Times New Roman" w:cs="Times New Roman"/>
+          <w:sz w:val="26"/>
+          <w:szCs w:val="26"/>
+        </w:rPr>
+        <w:t>Kẻ tấn công đóng vai trò Proxy trung gian: giải mã dữ liệu của Client, đánh cắp mật khẩu tài khoản, sau đó chuyển tiếp dữ liệu đến Server thật mà người dùng hoàn toàn không hề nghi ngờ.</w:t>
       </w:r>
     </w:p>
     <w:p>
@@ -2441,11 +3596,7 @@
           </w:tcPr>
           <w:p>
             <w:r>
-              <w:t xml:space="preserve">Gắn thiết bị trích xuất tín hiệu phần cứng trực tiếp vào sợi cáp mạng nối Client với Switch để trích xuất lưu lượng giám sát ra </w:t>
-            </w:r>
-            <w:r>
-              <w:lastRenderedPageBreak/>
-              <w:t>ngoài mà không làm gián đoạn đường truyền.</w:t>
+              <w:t>Gắn thiết bị trích xuất tín hiệu phần cứng trực tiếp vào sợi cáp mạng nối Client với Switch để trích xuất lưu lượng giám sát ra ngoài mà không làm gián đoạn đường truyền.</w:t>
             </w:r>
           </w:p>
         </w:tc>
@@ -2474,7 +3625,6 @@
                 <w:b/>
                 <w:bCs/>
               </w:rPr>
-              <w:lastRenderedPageBreak/>
               <w:t>MAC Flooding</w:t>
             </w:r>
           </w:p>
@@ -2517,6 +3667,7 @@
           <w:sz w:val="26"/>
           <w:szCs w:val="26"/>
         </w:rPr>
+        <w:lastRenderedPageBreak/>
         <w:t>CÂU 10: NGUYÊN LÝ VÀ ƯU ĐIỂM CỦA PUBLIC-KEY AUTHENTICATION TRONG SSH</w:t>
       </w:r>
     </w:p>
@@ -2790,7 +3941,6 @@
           <w:sz w:val="26"/>
           <w:szCs w:val="26"/>
         </w:rPr>
-        <w:lastRenderedPageBreak/>
         <w:t>(Thuần lý thuyết cấu hình quản trị - Không cần chèn ảnh)</w:t>
       </w:r>
     </w:p>
@@ -2897,7 +4047,16 @@
           <w:sz w:val="26"/>
           <w:szCs w:val="26"/>
         </w:rPr>
-        <w:t>Mục đích bảo mật: Loại bỏ hoàn toàn 100% các cuộc tấn công dò quét mật khẩu tự động (Brute-force/Dictionary attacks) từ botnet trên mạng Internet.</w:t>
+        <w:t xml:space="preserve">Mục đích bảo mật: Loại bỏ hoàn toàn 100% các cuộc tấn công dò quét mật khẩu tự động </w:t>
+      </w:r>
+      <w:r>
+        <w:rPr>
+          <w:rFonts w:ascii="Times New Roman" w:hAnsi="Times New Roman" w:cs="Times New Roman"/>
+          <w:sz w:val="26"/>
+          <w:szCs w:val="26"/>
+        </w:rPr>
+        <w:lastRenderedPageBreak/>
+        <w:t>(Brute-force/Dictionary attacks) từ botnet trên mạng Internet.</w:t>
       </w:r>
     </w:p>
     <w:p>
@@ -3608,6 +4767,236 @@
     </w:lvl>
   </w:abstractNum>
   <w:abstractNum w:abstractNumId="2" w15:restartNumberingAfterBreak="0">
+    <w:nsid w:val="10291769"/>
+    <w:multiLevelType w:val="multilevel"/>
+    <w:tmpl w:val="8482D64A"/>
+    <w:lvl w:ilvl="0">
+      <w:start w:val="1"/>
+      <w:numFmt w:val="decimal"/>
+      <w:lvlText w:val="%1."/>
+      <w:lvlJc w:val="left"/>
+      <w:pPr>
+        <w:ind w:left="600" w:hanging="360"/>
+      </w:pPr>
+      <w:rPr>
+        <w:rFonts w:ascii="Arial" w:eastAsia="Arial" w:hAnsi="Arial" w:cs="Arial"/>
+        <w:b w:val="0"/>
+        <w:bCs w:val="0"/>
+        <w:i w:val="0"/>
+        <w:iCs w:val="0"/>
+        <w:smallCaps w:val="0"/>
+        <w:strike w:val="0"/>
+        <w:dstrike w:val="0"/>
+        <w:color w:val="000000"/>
+        <w:sz w:val="22"/>
+        <w:szCs w:val="22"/>
+        <w:u w:val="none"/>
+        <w:effect w:val="none"/>
+        <w:vertAlign w:val="baseline"/>
+      </w:rPr>
+    </w:lvl>
+    <w:lvl w:ilvl="1">
+      <w:start w:val="1"/>
+      <w:numFmt w:val="bullet"/>
+      <w:lvlText w:val="○"/>
+      <w:lvlJc w:val="left"/>
+      <w:pPr>
+        <w:ind w:left="1440" w:hanging="360"/>
+      </w:pPr>
+      <w:rPr>
+        <w:rFonts w:ascii="Arial" w:eastAsia="Arial" w:hAnsi="Arial" w:cs="Arial"/>
+        <w:b w:val="0"/>
+        <w:bCs w:val="0"/>
+        <w:i w:val="0"/>
+        <w:iCs w:val="0"/>
+        <w:smallCaps w:val="0"/>
+        <w:strike w:val="0"/>
+        <w:dstrike w:val="0"/>
+        <w:color w:val="000000"/>
+        <w:sz w:val="22"/>
+        <w:szCs w:val="22"/>
+        <w:u w:val="none"/>
+        <w:effect w:val="none"/>
+        <w:vertAlign w:val="baseline"/>
+      </w:rPr>
+    </w:lvl>
+    <w:lvl w:ilvl="2">
+      <w:start w:val="1"/>
+      <w:numFmt w:val="bullet"/>
+      <w:lvlText w:val="■"/>
+      <w:lvlJc w:val="left"/>
+      <w:pPr>
+        <w:ind w:left="2160" w:hanging="360"/>
+      </w:pPr>
+      <w:rPr>
+        <w:rFonts w:ascii="Arial" w:eastAsia="Arial" w:hAnsi="Arial" w:cs="Arial"/>
+        <w:b w:val="0"/>
+        <w:bCs w:val="0"/>
+        <w:i w:val="0"/>
+        <w:iCs w:val="0"/>
+        <w:smallCaps w:val="0"/>
+        <w:strike w:val="0"/>
+        <w:dstrike w:val="0"/>
+        <w:color w:val="000000"/>
+        <w:sz w:val="22"/>
+        <w:szCs w:val="22"/>
+        <w:u w:val="none"/>
+        <w:effect w:val="none"/>
+        <w:vertAlign w:val="baseline"/>
+      </w:rPr>
+    </w:lvl>
+    <w:lvl w:ilvl="3">
+      <w:start w:val="1"/>
+      <w:numFmt w:val="bullet"/>
+      <w:lvlText w:val="■"/>
+      <w:lvlJc w:val="left"/>
+      <w:pPr>
+        <w:ind w:left="2880" w:hanging="360"/>
+      </w:pPr>
+      <w:rPr>
+        <w:rFonts w:ascii="Arial" w:eastAsia="Arial" w:hAnsi="Arial" w:cs="Arial"/>
+        <w:b w:val="0"/>
+        <w:bCs w:val="0"/>
+        <w:i w:val="0"/>
+        <w:iCs w:val="0"/>
+        <w:smallCaps w:val="0"/>
+        <w:strike w:val="0"/>
+        <w:dstrike w:val="0"/>
+        <w:color w:val="000000"/>
+        <w:sz w:val="22"/>
+        <w:szCs w:val="22"/>
+        <w:u w:val="none"/>
+        <w:effect w:val="none"/>
+        <w:vertAlign w:val="baseline"/>
+      </w:rPr>
+    </w:lvl>
+    <w:lvl w:ilvl="4">
+      <w:start w:val="1"/>
+      <w:numFmt w:val="bullet"/>
+      <w:lvlText w:val="■"/>
+      <w:lvlJc w:val="left"/>
+      <w:pPr>
+        <w:ind w:left="3600" w:hanging="360"/>
+      </w:pPr>
+      <w:rPr>
+        <w:rFonts w:ascii="Arial" w:eastAsia="Arial" w:hAnsi="Arial" w:cs="Arial"/>
+        <w:b w:val="0"/>
+        <w:bCs w:val="0"/>
+        <w:i w:val="0"/>
+        <w:iCs w:val="0"/>
+        <w:smallCaps w:val="0"/>
+        <w:strike w:val="0"/>
+        <w:dstrike w:val="0"/>
+        <w:color w:val="000000"/>
+        <w:sz w:val="22"/>
+        <w:szCs w:val="22"/>
+        <w:u w:val="none"/>
+        <w:effect w:val="none"/>
+        <w:vertAlign w:val="baseline"/>
+      </w:rPr>
+    </w:lvl>
+    <w:lvl w:ilvl="5">
+      <w:start w:val="1"/>
+      <w:numFmt w:val="bullet"/>
+      <w:lvlText w:val="■"/>
+      <w:lvlJc w:val="left"/>
+      <w:pPr>
+        <w:ind w:left="4320" w:hanging="360"/>
+      </w:pPr>
+      <w:rPr>
+        <w:rFonts w:ascii="Arial" w:eastAsia="Arial" w:hAnsi="Arial" w:cs="Arial"/>
+        <w:b w:val="0"/>
+        <w:bCs w:val="0"/>
+        <w:i w:val="0"/>
+        <w:iCs w:val="0"/>
+        <w:smallCaps w:val="0"/>
+        <w:strike w:val="0"/>
+        <w:dstrike w:val="0"/>
+        <w:color w:val="000000"/>
+        <w:sz w:val="22"/>
+        <w:szCs w:val="22"/>
+        <w:u w:val="none"/>
+        <w:effect w:val="none"/>
+        <w:vertAlign w:val="baseline"/>
+      </w:rPr>
+    </w:lvl>
+    <w:lvl w:ilvl="6">
+      <w:start w:val="1"/>
+      <w:numFmt w:val="bullet"/>
+      <w:lvlText w:val="■"/>
+      <w:lvlJc w:val="left"/>
+      <w:pPr>
+        <w:ind w:left="5040" w:hanging="360"/>
+      </w:pPr>
+      <w:rPr>
+        <w:rFonts w:ascii="Arial" w:eastAsia="Arial" w:hAnsi="Arial" w:cs="Arial"/>
+        <w:b w:val="0"/>
+        <w:bCs w:val="0"/>
+        <w:i w:val="0"/>
+        <w:iCs w:val="0"/>
+        <w:smallCaps w:val="0"/>
+        <w:strike w:val="0"/>
+        <w:dstrike w:val="0"/>
+        <w:color w:val="000000"/>
+        <w:sz w:val="22"/>
+        <w:szCs w:val="22"/>
+        <w:u w:val="none"/>
+        <w:effect w:val="none"/>
+        <w:vertAlign w:val="baseline"/>
+      </w:rPr>
+    </w:lvl>
+    <w:lvl w:ilvl="7">
+      <w:start w:val="1"/>
+      <w:numFmt w:val="bullet"/>
+      <w:lvlText w:val="■"/>
+      <w:lvlJc w:val="left"/>
+      <w:pPr>
+        <w:ind w:left="5760" w:hanging="360"/>
+      </w:pPr>
+      <w:rPr>
+        <w:rFonts w:ascii="Arial" w:eastAsia="Arial" w:hAnsi="Arial" w:cs="Arial"/>
+        <w:b w:val="0"/>
+        <w:bCs w:val="0"/>
+        <w:i w:val="0"/>
+        <w:iCs w:val="0"/>
+        <w:smallCaps w:val="0"/>
+        <w:strike w:val="0"/>
+        <w:dstrike w:val="0"/>
+        <w:color w:val="000000"/>
+        <w:sz w:val="22"/>
+        <w:szCs w:val="22"/>
+        <w:u w:val="none"/>
+        <w:effect w:val="none"/>
+        <w:vertAlign w:val="baseline"/>
+      </w:rPr>
+    </w:lvl>
+    <w:lvl w:ilvl="8">
+      <w:start w:val="1"/>
+      <w:numFmt w:val="bullet"/>
+      <w:lvlText w:val="■"/>
+      <w:lvlJc w:val="left"/>
+      <w:pPr>
+        <w:ind w:left="6480" w:hanging="360"/>
+      </w:pPr>
+      <w:rPr>
+        <w:rFonts w:ascii="Arial" w:eastAsia="Arial" w:hAnsi="Arial" w:cs="Arial"/>
+        <w:b w:val="0"/>
+        <w:bCs w:val="0"/>
+        <w:i w:val="0"/>
+        <w:iCs w:val="0"/>
+        <w:smallCaps w:val="0"/>
+        <w:strike w:val="0"/>
+        <w:dstrike w:val="0"/>
+        <w:color w:val="000000"/>
+        <w:sz w:val="22"/>
+        <w:szCs w:val="22"/>
+        <w:u w:val="none"/>
+        <w:effect w:val="none"/>
+        <w:vertAlign w:val="baseline"/>
+      </w:rPr>
+    </w:lvl>
+  </w:abstractNum>
+  <w:abstractNum w:abstractNumId="3" w15:restartNumberingAfterBreak="0">
     <w:nsid w:val="1F6934BA"/>
     <w:multiLevelType w:val="multilevel"/>
     <w:tmpl w:val="210C3C16"/>
@@ -3828,7 +5217,7 @@
       </w:rPr>
     </w:lvl>
   </w:abstractNum>
-  <w:abstractNum w:abstractNumId="3" w15:restartNumberingAfterBreak="0">
+  <w:abstractNum w:abstractNumId="4" w15:restartNumberingAfterBreak="0">
     <w:nsid w:val="26745F38"/>
     <w:multiLevelType w:val="multilevel"/>
     <w:tmpl w:val="5840F01A"/>
@@ -4049,7 +5438,237 @@
       </w:rPr>
     </w:lvl>
   </w:abstractNum>
-  <w:abstractNum w:abstractNumId="4" w15:restartNumberingAfterBreak="0">
+  <w:abstractNum w:abstractNumId="5" w15:restartNumberingAfterBreak="0">
+    <w:nsid w:val="328A1B88"/>
+    <w:multiLevelType w:val="multilevel"/>
+    <w:tmpl w:val="B4966C06"/>
+    <w:lvl w:ilvl="0">
+      <w:start w:val="1"/>
+      <w:numFmt w:val="bullet"/>
+      <w:lvlText w:val="●"/>
+      <w:lvlJc w:val="left"/>
+      <w:pPr>
+        <w:ind w:left="600" w:hanging="360"/>
+      </w:pPr>
+      <w:rPr>
+        <w:rFonts w:ascii="Arial" w:eastAsia="Arial" w:hAnsi="Arial" w:cs="Arial"/>
+        <w:b w:val="0"/>
+        <w:bCs w:val="0"/>
+        <w:i w:val="0"/>
+        <w:iCs w:val="0"/>
+        <w:smallCaps w:val="0"/>
+        <w:strike w:val="0"/>
+        <w:dstrike w:val="0"/>
+        <w:color w:val="000000"/>
+        <w:sz w:val="22"/>
+        <w:szCs w:val="22"/>
+        <w:u w:val="none"/>
+        <w:effect w:val="none"/>
+        <w:vertAlign w:val="baseline"/>
+      </w:rPr>
+    </w:lvl>
+    <w:lvl w:ilvl="1">
+      <w:start w:val="1"/>
+      <w:numFmt w:val="bullet"/>
+      <w:lvlText w:val="○"/>
+      <w:lvlJc w:val="left"/>
+      <w:pPr>
+        <w:ind w:left="1440" w:hanging="360"/>
+      </w:pPr>
+      <w:rPr>
+        <w:rFonts w:ascii="Arial" w:eastAsia="Arial" w:hAnsi="Arial" w:cs="Arial"/>
+        <w:b w:val="0"/>
+        <w:bCs w:val="0"/>
+        <w:i w:val="0"/>
+        <w:iCs w:val="0"/>
+        <w:smallCaps w:val="0"/>
+        <w:strike w:val="0"/>
+        <w:dstrike w:val="0"/>
+        <w:color w:val="000000"/>
+        <w:sz w:val="22"/>
+        <w:szCs w:val="22"/>
+        <w:u w:val="none"/>
+        <w:effect w:val="none"/>
+        <w:vertAlign w:val="baseline"/>
+      </w:rPr>
+    </w:lvl>
+    <w:lvl w:ilvl="2">
+      <w:start w:val="1"/>
+      <w:numFmt w:val="bullet"/>
+      <w:lvlText w:val="■"/>
+      <w:lvlJc w:val="left"/>
+      <w:pPr>
+        <w:ind w:left="2160" w:hanging="360"/>
+      </w:pPr>
+      <w:rPr>
+        <w:rFonts w:ascii="Arial" w:eastAsia="Arial" w:hAnsi="Arial" w:cs="Arial"/>
+        <w:b w:val="0"/>
+        <w:bCs w:val="0"/>
+        <w:i w:val="0"/>
+        <w:iCs w:val="0"/>
+        <w:smallCaps w:val="0"/>
+        <w:strike w:val="0"/>
+        <w:dstrike w:val="0"/>
+        <w:color w:val="000000"/>
+        <w:sz w:val="22"/>
+        <w:szCs w:val="22"/>
+        <w:u w:val="none"/>
+        <w:effect w:val="none"/>
+        <w:vertAlign w:val="baseline"/>
+      </w:rPr>
+    </w:lvl>
+    <w:lvl w:ilvl="3">
+      <w:start w:val="1"/>
+      <w:numFmt w:val="bullet"/>
+      <w:lvlText w:val="■"/>
+      <w:lvlJc w:val="left"/>
+      <w:pPr>
+        <w:ind w:left="2880" w:hanging="360"/>
+      </w:pPr>
+      <w:rPr>
+        <w:rFonts w:ascii="Arial" w:eastAsia="Arial" w:hAnsi="Arial" w:cs="Arial"/>
+        <w:b w:val="0"/>
+        <w:bCs w:val="0"/>
+        <w:i w:val="0"/>
+        <w:iCs w:val="0"/>
+        <w:smallCaps w:val="0"/>
+        <w:strike w:val="0"/>
+        <w:dstrike w:val="0"/>
+        <w:color w:val="000000"/>
+        <w:sz w:val="22"/>
+        <w:szCs w:val="22"/>
+        <w:u w:val="none"/>
+        <w:effect w:val="none"/>
+        <w:vertAlign w:val="baseline"/>
+      </w:rPr>
+    </w:lvl>
+    <w:lvl w:ilvl="4">
+      <w:start w:val="1"/>
+      <w:numFmt w:val="bullet"/>
+      <w:lvlText w:val="■"/>
+      <w:lvlJc w:val="left"/>
+      <w:pPr>
+        <w:ind w:left="3600" w:hanging="360"/>
+      </w:pPr>
+      <w:rPr>
+        <w:rFonts w:ascii="Arial" w:eastAsia="Arial" w:hAnsi="Arial" w:cs="Arial"/>
+        <w:b w:val="0"/>
+        <w:bCs w:val="0"/>
+        <w:i w:val="0"/>
+        <w:iCs w:val="0"/>
+        <w:smallCaps w:val="0"/>
+        <w:strike w:val="0"/>
+        <w:dstrike w:val="0"/>
+        <w:color w:val="000000"/>
+        <w:sz w:val="22"/>
+        <w:szCs w:val="22"/>
+        <w:u w:val="none"/>
+        <w:effect w:val="none"/>
+        <w:vertAlign w:val="baseline"/>
+      </w:rPr>
+    </w:lvl>
+    <w:lvl w:ilvl="5">
+      <w:start w:val="1"/>
+      <w:numFmt w:val="bullet"/>
+      <w:lvlText w:val="■"/>
+      <w:lvlJc w:val="left"/>
+      <w:pPr>
+        <w:ind w:left="4320" w:hanging="360"/>
+      </w:pPr>
+      <w:rPr>
+        <w:rFonts w:ascii="Arial" w:eastAsia="Arial" w:hAnsi="Arial" w:cs="Arial"/>
+        <w:b w:val="0"/>
+        <w:bCs w:val="0"/>
+        <w:i w:val="0"/>
+        <w:iCs w:val="0"/>
+        <w:smallCaps w:val="0"/>
+        <w:strike w:val="0"/>
+        <w:dstrike w:val="0"/>
+        <w:color w:val="000000"/>
+        <w:sz w:val="22"/>
+        <w:szCs w:val="22"/>
+        <w:u w:val="none"/>
+        <w:effect w:val="none"/>
+        <w:vertAlign w:val="baseline"/>
+      </w:rPr>
+    </w:lvl>
+    <w:lvl w:ilvl="6">
+      <w:start w:val="1"/>
+      <w:numFmt w:val="bullet"/>
+      <w:lvlText w:val="■"/>
+      <w:lvlJc w:val="left"/>
+      <w:pPr>
+        <w:ind w:left="5040" w:hanging="360"/>
+      </w:pPr>
+      <w:rPr>
+        <w:rFonts w:ascii="Arial" w:eastAsia="Arial" w:hAnsi="Arial" w:cs="Arial"/>
+        <w:b w:val="0"/>
+        <w:bCs w:val="0"/>
+        <w:i w:val="0"/>
+        <w:iCs w:val="0"/>
+        <w:smallCaps w:val="0"/>
+        <w:strike w:val="0"/>
+        <w:dstrike w:val="0"/>
+        <w:color w:val="000000"/>
+        <w:sz w:val="22"/>
+        <w:szCs w:val="22"/>
+        <w:u w:val="none"/>
+        <w:effect w:val="none"/>
+        <w:vertAlign w:val="baseline"/>
+      </w:rPr>
+    </w:lvl>
+    <w:lvl w:ilvl="7">
+      <w:start w:val="1"/>
+      <w:numFmt w:val="bullet"/>
+      <w:lvlText w:val="■"/>
+      <w:lvlJc w:val="left"/>
+      <w:pPr>
+        <w:ind w:left="5760" w:hanging="360"/>
+      </w:pPr>
+      <w:rPr>
+        <w:rFonts w:ascii="Arial" w:eastAsia="Arial" w:hAnsi="Arial" w:cs="Arial"/>
+        <w:b w:val="0"/>
+        <w:bCs w:val="0"/>
+        <w:i w:val="0"/>
+        <w:iCs w:val="0"/>
+        <w:smallCaps w:val="0"/>
+        <w:strike w:val="0"/>
+        <w:dstrike w:val="0"/>
+        <w:color w:val="000000"/>
+        <w:sz w:val="22"/>
+        <w:szCs w:val="22"/>
+        <w:u w:val="none"/>
+        <w:effect w:val="none"/>
+        <w:vertAlign w:val="baseline"/>
+      </w:rPr>
+    </w:lvl>
+    <w:lvl w:ilvl="8">
+      <w:start w:val="1"/>
+      <w:numFmt w:val="bullet"/>
+      <w:lvlText w:val="■"/>
+      <w:lvlJc w:val="left"/>
+      <w:pPr>
+        <w:ind w:left="6480" w:hanging="360"/>
+      </w:pPr>
+      <w:rPr>
+        <w:rFonts w:ascii="Arial" w:eastAsia="Arial" w:hAnsi="Arial" w:cs="Arial"/>
+        <w:b w:val="0"/>
+        <w:bCs w:val="0"/>
+        <w:i w:val="0"/>
+        <w:iCs w:val="0"/>
+        <w:smallCaps w:val="0"/>
+        <w:strike w:val="0"/>
+        <w:dstrike w:val="0"/>
+        <w:color w:val="000000"/>
+        <w:sz w:val="22"/>
+        <w:szCs w:val="22"/>
+        <w:u w:val="none"/>
+        <w:effect w:val="none"/>
+        <w:vertAlign w:val="baseline"/>
+      </w:rPr>
+    </w:lvl>
+  </w:abstractNum>
+  <w:abstractNum w:abstractNumId="6" w15:restartNumberingAfterBreak="0">
     <w:nsid w:val="35D738C8"/>
     <w:multiLevelType w:val="multilevel"/>
     <w:tmpl w:val="3DE606A0"/>
@@ -4270,7 +5889,7 @@
       </w:rPr>
     </w:lvl>
   </w:abstractNum>
-  <w:abstractNum w:abstractNumId="5" w15:restartNumberingAfterBreak="0">
+  <w:abstractNum w:abstractNumId="7" w15:restartNumberingAfterBreak="0">
     <w:nsid w:val="387060FE"/>
     <w:multiLevelType w:val="multilevel"/>
     <w:tmpl w:val="83ACE76C"/>
@@ -4491,7 +6110,7 @@
       </w:rPr>
     </w:lvl>
   </w:abstractNum>
-  <w:abstractNum w:abstractNumId="6" w15:restartNumberingAfterBreak="0">
+  <w:abstractNum w:abstractNumId="8" w15:restartNumberingAfterBreak="0">
     <w:nsid w:val="38880710"/>
     <w:multiLevelType w:val="multilevel"/>
     <w:tmpl w:val="4D88CAAA"/>
@@ -4712,7 +6331,7 @@
       </w:rPr>
     </w:lvl>
   </w:abstractNum>
-  <w:abstractNum w:abstractNumId="7" w15:restartNumberingAfterBreak="0">
+  <w:abstractNum w:abstractNumId="9" w15:restartNumberingAfterBreak="0">
     <w:nsid w:val="3A7B396D"/>
     <w:multiLevelType w:val="multilevel"/>
     <w:tmpl w:val="B0728240"/>
@@ -4933,7 +6552,237 @@
       </w:rPr>
     </w:lvl>
   </w:abstractNum>
-  <w:abstractNum w:abstractNumId="8" w15:restartNumberingAfterBreak="0">
+  <w:abstractNum w:abstractNumId="10" w15:restartNumberingAfterBreak="0">
+    <w:nsid w:val="3B8B15DF"/>
+    <w:multiLevelType w:val="multilevel"/>
+    <w:tmpl w:val="6442C1F2"/>
+    <w:lvl w:ilvl="0">
+      <w:start w:val="1"/>
+      <w:numFmt w:val="bullet"/>
+      <w:lvlText w:val="●"/>
+      <w:lvlJc w:val="left"/>
+      <w:pPr>
+        <w:ind w:left="600" w:hanging="360"/>
+      </w:pPr>
+      <w:rPr>
+        <w:rFonts w:ascii="Arial" w:eastAsia="Arial" w:hAnsi="Arial" w:cs="Arial"/>
+        <w:b w:val="0"/>
+        <w:bCs w:val="0"/>
+        <w:i w:val="0"/>
+        <w:iCs w:val="0"/>
+        <w:smallCaps w:val="0"/>
+        <w:strike w:val="0"/>
+        <w:dstrike w:val="0"/>
+        <w:color w:val="000000"/>
+        <w:sz w:val="22"/>
+        <w:szCs w:val="22"/>
+        <w:u w:val="none"/>
+        <w:effect w:val="none"/>
+        <w:vertAlign w:val="baseline"/>
+      </w:rPr>
+    </w:lvl>
+    <w:lvl w:ilvl="1">
+      <w:start w:val="1"/>
+      <w:numFmt w:val="bullet"/>
+      <w:lvlText w:val="○"/>
+      <w:lvlJc w:val="left"/>
+      <w:pPr>
+        <w:ind w:left="1440" w:hanging="360"/>
+      </w:pPr>
+      <w:rPr>
+        <w:rFonts w:ascii="Arial" w:eastAsia="Arial" w:hAnsi="Arial" w:cs="Arial"/>
+        <w:b w:val="0"/>
+        <w:bCs w:val="0"/>
+        <w:i w:val="0"/>
+        <w:iCs w:val="0"/>
+        <w:smallCaps w:val="0"/>
+        <w:strike w:val="0"/>
+        <w:dstrike w:val="0"/>
+        <w:color w:val="000000"/>
+        <w:sz w:val="22"/>
+        <w:szCs w:val="22"/>
+        <w:u w:val="none"/>
+        <w:effect w:val="none"/>
+        <w:vertAlign w:val="baseline"/>
+      </w:rPr>
+    </w:lvl>
+    <w:lvl w:ilvl="2">
+      <w:start w:val="1"/>
+      <w:numFmt w:val="bullet"/>
+      <w:lvlText w:val="■"/>
+      <w:lvlJc w:val="left"/>
+      <w:pPr>
+        <w:ind w:left="2160" w:hanging="360"/>
+      </w:pPr>
+      <w:rPr>
+        <w:rFonts w:ascii="Arial" w:eastAsia="Arial" w:hAnsi="Arial" w:cs="Arial"/>
+        <w:b w:val="0"/>
+        <w:bCs w:val="0"/>
+        <w:i w:val="0"/>
+        <w:iCs w:val="0"/>
+        <w:smallCaps w:val="0"/>
+        <w:strike w:val="0"/>
+        <w:dstrike w:val="0"/>
+        <w:color w:val="000000"/>
+        <w:sz w:val="22"/>
+        <w:szCs w:val="22"/>
+        <w:u w:val="none"/>
+        <w:effect w:val="none"/>
+        <w:vertAlign w:val="baseline"/>
+      </w:rPr>
+    </w:lvl>
+    <w:lvl w:ilvl="3">
+      <w:start w:val="1"/>
+      <w:numFmt w:val="bullet"/>
+      <w:lvlText w:val="■"/>
+      <w:lvlJc w:val="left"/>
+      <w:pPr>
+        <w:ind w:left="2880" w:hanging="360"/>
+      </w:pPr>
+      <w:rPr>
+        <w:rFonts w:ascii="Arial" w:eastAsia="Arial" w:hAnsi="Arial" w:cs="Arial"/>
+        <w:b w:val="0"/>
+        <w:bCs w:val="0"/>
+        <w:i w:val="0"/>
+        <w:iCs w:val="0"/>
+        <w:smallCaps w:val="0"/>
+        <w:strike w:val="0"/>
+        <w:dstrike w:val="0"/>
+        <w:color w:val="000000"/>
+        <w:sz w:val="22"/>
+        <w:szCs w:val="22"/>
+        <w:u w:val="none"/>
+        <w:effect w:val="none"/>
+        <w:vertAlign w:val="baseline"/>
+      </w:rPr>
+    </w:lvl>
+    <w:lvl w:ilvl="4">
+      <w:start w:val="1"/>
+      <w:numFmt w:val="bullet"/>
+      <w:lvlText w:val="■"/>
+      <w:lvlJc w:val="left"/>
+      <w:pPr>
+        <w:ind w:left="3600" w:hanging="360"/>
+      </w:pPr>
+      <w:rPr>
+        <w:rFonts w:ascii="Arial" w:eastAsia="Arial" w:hAnsi="Arial" w:cs="Arial"/>
+        <w:b w:val="0"/>
+        <w:bCs w:val="0"/>
+        <w:i w:val="0"/>
+        <w:iCs w:val="0"/>
+        <w:smallCaps w:val="0"/>
+        <w:strike w:val="0"/>
+        <w:dstrike w:val="0"/>
+        <w:color w:val="000000"/>
+        <w:sz w:val="22"/>
+        <w:szCs w:val="22"/>
+        <w:u w:val="none"/>
+        <w:effect w:val="none"/>
+        <w:vertAlign w:val="baseline"/>
+      </w:rPr>
+    </w:lvl>
+    <w:lvl w:ilvl="5">
+      <w:start w:val="1"/>
+      <w:numFmt w:val="bullet"/>
+      <w:lvlText w:val="■"/>
+      <w:lvlJc w:val="left"/>
+      <w:pPr>
+        <w:ind w:left="4320" w:hanging="360"/>
+      </w:pPr>
+      <w:rPr>
+        <w:rFonts w:ascii="Arial" w:eastAsia="Arial" w:hAnsi="Arial" w:cs="Arial"/>
+        <w:b w:val="0"/>
+        <w:bCs w:val="0"/>
+        <w:i w:val="0"/>
+        <w:iCs w:val="0"/>
+        <w:smallCaps w:val="0"/>
+        <w:strike w:val="0"/>
+        <w:dstrike w:val="0"/>
+        <w:color w:val="000000"/>
+        <w:sz w:val="22"/>
+        <w:szCs w:val="22"/>
+        <w:u w:val="none"/>
+        <w:effect w:val="none"/>
+        <w:vertAlign w:val="baseline"/>
+      </w:rPr>
+    </w:lvl>
+    <w:lvl w:ilvl="6">
+      <w:start w:val="1"/>
+      <w:numFmt w:val="bullet"/>
+      <w:lvlText w:val="■"/>
+      <w:lvlJc w:val="left"/>
+      <w:pPr>
+        <w:ind w:left="5040" w:hanging="360"/>
+      </w:pPr>
+      <w:rPr>
+        <w:rFonts w:ascii="Arial" w:eastAsia="Arial" w:hAnsi="Arial" w:cs="Arial"/>
+        <w:b w:val="0"/>
+        <w:bCs w:val="0"/>
+        <w:i w:val="0"/>
+        <w:iCs w:val="0"/>
+        <w:smallCaps w:val="0"/>
+        <w:strike w:val="0"/>
+        <w:dstrike w:val="0"/>
+        <w:color w:val="000000"/>
+        <w:sz w:val="22"/>
+        <w:szCs w:val="22"/>
+        <w:u w:val="none"/>
+        <w:effect w:val="none"/>
+        <w:vertAlign w:val="baseline"/>
+      </w:rPr>
+    </w:lvl>
+    <w:lvl w:ilvl="7">
+      <w:start w:val="1"/>
+      <w:numFmt w:val="bullet"/>
+      <w:lvlText w:val="■"/>
+      <w:lvlJc w:val="left"/>
+      <w:pPr>
+        <w:ind w:left="5760" w:hanging="360"/>
+      </w:pPr>
+      <w:rPr>
+        <w:rFonts w:ascii="Arial" w:eastAsia="Arial" w:hAnsi="Arial" w:cs="Arial"/>
+        <w:b w:val="0"/>
+        <w:bCs w:val="0"/>
+        <w:i w:val="0"/>
+        <w:iCs w:val="0"/>
+        <w:smallCaps w:val="0"/>
+        <w:strike w:val="0"/>
+        <w:dstrike w:val="0"/>
+        <w:color w:val="000000"/>
+        <w:sz w:val="22"/>
+        <w:szCs w:val="22"/>
+        <w:u w:val="none"/>
+        <w:effect w:val="none"/>
+        <w:vertAlign w:val="baseline"/>
+      </w:rPr>
+    </w:lvl>
+    <w:lvl w:ilvl="8">
+      <w:start w:val="1"/>
+      <w:numFmt w:val="bullet"/>
+      <w:lvlText w:val="■"/>
+      <w:lvlJc w:val="left"/>
+      <w:pPr>
+        <w:ind w:left="6480" w:hanging="360"/>
+      </w:pPr>
+      <w:rPr>
+        <w:rFonts w:ascii="Arial" w:eastAsia="Arial" w:hAnsi="Arial" w:cs="Arial"/>
+        <w:b w:val="0"/>
+        <w:bCs w:val="0"/>
+        <w:i w:val="0"/>
+        <w:iCs w:val="0"/>
+        <w:smallCaps w:val="0"/>
+        <w:strike w:val="0"/>
+        <w:dstrike w:val="0"/>
+        <w:color w:val="000000"/>
+        <w:sz w:val="22"/>
+        <w:szCs w:val="22"/>
+        <w:u w:val="none"/>
+        <w:effect w:val="none"/>
+        <w:vertAlign w:val="baseline"/>
+      </w:rPr>
+    </w:lvl>
+  </w:abstractNum>
+  <w:abstractNum w:abstractNumId="11" w15:restartNumberingAfterBreak="0">
     <w:nsid w:val="3F9F021D"/>
     <w:multiLevelType w:val="multilevel"/>
     <w:tmpl w:val="9B884EAE"/>
@@ -5154,7 +7003,7 @@
       </w:rPr>
     </w:lvl>
   </w:abstractNum>
-  <w:abstractNum w:abstractNumId="9" w15:restartNumberingAfterBreak="0">
+  <w:abstractNum w:abstractNumId="12" w15:restartNumberingAfterBreak="0">
     <w:nsid w:val="41CC73EF"/>
     <w:multiLevelType w:val="multilevel"/>
     <w:tmpl w:val="EAF2D7E2"/>
@@ -5375,7 +7224,7 @@
       </w:rPr>
     </w:lvl>
   </w:abstractNum>
-  <w:abstractNum w:abstractNumId="10" w15:restartNumberingAfterBreak="0">
+  <w:abstractNum w:abstractNumId="13" w15:restartNumberingAfterBreak="0">
     <w:nsid w:val="427C4D70"/>
     <w:multiLevelType w:val="multilevel"/>
     <w:tmpl w:val="FD345436"/>
@@ -5596,7 +7445,7 @@
       </w:rPr>
     </w:lvl>
   </w:abstractNum>
-  <w:abstractNum w:abstractNumId="11" w15:restartNumberingAfterBreak="0">
+  <w:abstractNum w:abstractNumId="14" w15:restartNumberingAfterBreak="0">
     <w:nsid w:val="46C12D6C"/>
     <w:multiLevelType w:val="multilevel"/>
     <w:tmpl w:val="AB00A71C"/>
@@ -5817,7 +7666,7 @@
       </w:rPr>
     </w:lvl>
   </w:abstractNum>
-  <w:abstractNum w:abstractNumId="12" w15:restartNumberingAfterBreak="0">
+  <w:abstractNum w:abstractNumId="15" w15:restartNumberingAfterBreak="0">
     <w:nsid w:val="47070D99"/>
     <w:multiLevelType w:val="multilevel"/>
     <w:tmpl w:val="A6BABAB2"/>
@@ -6038,7 +7887,237 @@
       </w:rPr>
     </w:lvl>
   </w:abstractNum>
-  <w:abstractNum w:abstractNumId="13" w15:restartNumberingAfterBreak="0">
+  <w:abstractNum w:abstractNumId="16" w15:restartNumberingAfterBreak="0">
+    <w:nsid w:val="480A6043"/>
+    <w:multiLevelType w:val="multilevel"/>
+    <w:tmpl w:val="5F6E9C66"/>
+    <w:lvl w:ilvl="0">
+      <w:start w:val="1"/>
+      <w:numFmt w:val="bullet"/>
+      <w:lvlText w:val="●"/>
+      <w:lvlJc w:val="left"/>
+      <w:pPr>
+        <w:ind w:left="600" w:hanging="360"/>
+      </w:pPr>
+      <w:rPr>
+        <w:rFonts w:ascii="Arial" w:eastAsia="Arial" w:hAnsi="Arial" w:cs="Arial"/>
+        <w:b w:val="0"/>
+        <w:bCs w:val="0"/>
+        <w:i w:val="0"/>
+        <w:iCs w:val="0"/>
+        <w:smallCaps w:val="0"/>
+        <w:strike w:val="0"/>
+        <w:dstrike w:val="0"/>
+        <w:color w:val="000000"/>
+        <w:sz w:val="22"/>
+        <w:szCs w:val="22"/>
+        <w:u w:val="none"/>
+        <w:effect w:val="none"/>
+        <w:vertAlign w:val="baseline"/>
+      </w:rPr>
+    </w:lvl>
+    <w:lvl w:ilvl="1">
+      <w:start w:val="1"/>
+      <w:numFmt w:val="bullet"/>
+      <w:lvlText w:val="○"/>
+      <w:lvlJc w:val="left"/>
+      <w:pPr>
+        <w:ind w:left="1440" w:hanging="360"/>
+      </w:pPr>
+      <w:rPr>
+        <w:rFonts w:ascii="Arial" w:eastAsia="Arial" w:hAnsi="Arial" w:cs="Arial"/>
+        <w:b w:val="0"/>
+        <w:bCs w:val="0"/>
+        <w:i w:val="0"/>
+        <w:iCs w:val="0"/>
+        <w:smallCaps w:val="0"/>
+        <w:strike w:val="0"/>
+        <w:dstrike w:val="0"/>
+        <w:color w:val="000000"/>
+        <w:sz w:val="22"/>
+        <w:szCs w:val="22"/>
+        <w:u w:val="none"/>
+        <w:effect w:val="none"/>
+        <w:vertAlign w:val="baseline"/>
+      </w:rPr>
+    </w:lvl>
+    <w:lvl w:ilvl="2">
+      <w:start w:val="1"/>
+      <w:numFmt w:val="bullet"/>
+      <w:lvlText w:val="■"/>
+      <w:lvlJc w:val="left"/>
+      <w:pPr>
+        <w:ind w:left="2160" w:hanging="360"/>
+      </w:pPr>
+      <w:rPr>
+        <w:rFonts w:ascii="Arial" w:eastAsia="Arial" w:hAnsi="Arial" w:cs="Arial"/>
+        <w:b w:val="0"/>
+        <w:bCs w:val="0"/>
+        <w:i w:val="0"/>
+        <w:iCs w:val="0"/>
+        <w:smallCaps w:val="0"/>
+        <w:strike w:val="0"/>
+        <w:dstrike w:val="0"/>
+        <w:color w:val="000000"/>
+        <w:sz w:val="22"/>
+        <w:szCs w:val="22"/>
+        <w:u w:val="none"/>
+        <w:effect w:val="none"/>
+        <w:vertAlign w:val="baseline"/>
+      </w:rPr>
+    </w:lvl>
+    <w:lvl w:ilvl="3">
+      <w:start w:val="1"/>
+      <w:numFmt w:val="bullet"/>
+      <w:lvlText w:val="■"/>
+      <w:lvlJc w:val="left"/>
+      <w:pPr>
+        <w:ind w:left="2880" w:hanging="360"/>
+      </w:pPr>
+      <w:rPr>
+        <w:rFonts w:ascii="Arial" w:eastAsia="Arial" w:hAnsi="Arial" w:cs="Arial"/>
+        <w:b w:val="0"/>
+        <w:bCs w:val="0"/>
+        <w:i w:val="0"/>
+        <w:iCs w:val="0"/>
+        <w:smallCaps w:val="0"/>
+        <w:strike w:val="0"/>
+        <w:dstrike w:val="0"/>
+        <w:color w:val="000000"/>
+        <w:sz w:val="22"/>
+        <w:szCs w:val="22"/>
+        <w:u w:val="none"/>
+        <w:effect w:val="none"/>
+        <w:vertAlign w:val="baseline"/>
+      </w:rPr>
+    </w:lvl>
+    <w:lvl w:ilvl="4">
+      <w:start w:val="1"/>
+      <w:numFmt w:val="bullet"/>
+      <w:lvlText w:val="■"/>
+      <w:lvlJc w:val="left"/>
+      <w:pPr>
+        <w:ind w:left="3600" w:hanging="360"/>
+      </w:pPr>
+      <w:rPr>
+        <w:rFonts w:ascii="Arial" w:eastAsia="Arial" w:hAnsi="Arial" w:cs="Arial"/>
+        <w:b w:val="0"/>
+        <w:bCs w:val="0"/>
+        <w:i w:val="0"/>
+        <w:iCs w:val="0"/>
+        <w:smallCaps w:val="0"/>
+        <w:strike w:val="0"/>
+        <w:dstrike w:val="0"/>
+        <w:color w:val="000000"/>
+        <w:sz w:val="22"/>
+        <w:szCs w:val="22"/>
+        <w:u w:val="none"/>
+        <w:effect w:val="none"/>
+        <w:vertAlign w:val="baseline"/>
+      </w:rPr>
+    </w:lvl>
+    <w:lvl w:ilvl="5">
+      <w:start w:val="1"/>
+      <w:numFmt w:val="bullet"/>
+      <w:lvlText w:val="■"/>
+      <w:lvlJc w:val="left"/>
+      <w:pPr>
+        <w:ind w:left="4320" w:hanging="360"/>
+      </w:pPr>
+      <w:rPr>
+        <w:rFonts w:ascii="Arial" w:eastAsia="Arial" w:hAnsi="Arial" w:cs="Arial"/>
+        <w:b w:val="0"/>
+        <w:bCs w:val="0"/>
+        <w:i w:val="0"/>
+        <w:iCs w:val="0"/>
+        <w:smallCaps w:val="0"/>
+        <w:strike w:val="0"/>
+        <w:dstrike w:val="0"/>
+        <w:color w:val="000000"/>
+        <w:sz w:val="22"/>
+        <w:szCs w:val="22"/>
+        <w:u w:val="none"/>
+        <w:effect w:val="none"/>
+        <w:vertAlign w:val="baseline"/>
+      </w:rPr>
+    </w:lvl>
+    <w:lvl w:ilvl="6">
+      <w:start w:val="1"/>
+      <w:numFmt w:val="bullet"/>
+      <w:lvlText w:val="■"/>
+      <w:lvlJc w:val="left"/>
+      <w:pPr>
+        <w:ind w:left="5040" w:hanging="360"/>
+      </w:pPr>
+      <w:rPr>
+        <w:rFonts w:ascii="Arial" w:eastAsia="Arial" w:hAnsi="Arial" w:cs="Arial"/>
+        <w:b w:val="0"/>
+        <w:bCs w:val="0"/>
+        <w:i w:val="0"/>
+        <w:iCs w:val="0"/>
+        <w:smallCaps w:val="0"/>
+        <w:strike w:val="0"/>
+        <w:dstrike w:val="0"/>
+        <w:color w:val="000000"/>
+        <w:sz w:val="22"/>
+        <w:szCs w:val="22"/>
+        <w:u w:val="none"/>
+        <w:effect w:val="none"/>
+        <w:vertAlign w:val="baseline"/>
+      </w:rPr>
+    </w:lvl>
+    <w:lvl w:ilvl="7">
+      <w:start w:val="1"/>
+      <w:numFmt w:val="bullet"/>
+      <w:lvlText w:val="■"/>
+      <w:lvlJc w:val="left"/>
+      <w:pPr>
+        <w:ind w:left="5760" w:hanging="360"/>
+      </w:pPr>
+      <w:rPr>
+        <w:rFonts w:ascii="Arial" w:eastAsia="Arial" w:hAnsi="Arial" w:cs="Arial"/>
+        <w:b w:val="0"/>
+        <w:bCs w:val="0"/>
+        <w:i w:val="0"/>
+        <w:iCs w:val="0"/>
+        <w:smallCaps w:val="0"/>
+        <w:strike w:val="0"/>
+        <w:dstrike w:val="0"/>
+        <w:color w:val="000000"/>
+        <w:sz w:val="22"/>
+        <w:szCs w:val="22"/>
+        <w:u w:val="none"/>
+        <w:effect w:val="none"/>
+        <w:vertAlign w:val="baseline"/>
+      </w:rPr>
+    </w:lvl>
+    <w:lvl w:ilvl="8">
+      <w:start w:val="1"/>
+      <w:numFmt w:val="bullet"/>
+      <w:lvlText w:val="■"/>
+      <w:lvlJc w:val="left"/>
+      <w:pPr>
+        <w:ind w:left="6480" w:hanging="360"/>
+      </w:pPr>
+      <w:rPr>
+        <w:rFonts w:ascii="Arial" w:eastAsia="Arial" w:hAnsi="Arial" w:cs="Arial"/>
+        <w:b w:val="0"/>
+        <w:bCs w:val="0"/>
+        <w:i w:val="0"/>
+        <w:iCs w:val="0"/>
+        <w:smallCaps w:val="0"/>
+        <w:strike w:val="0"/>
+        <w:dstrike w:val="0"/>
+        <w:color w:val="000000"/>
+        <w:sz w:val="22"/>
+        <w:szCs w:val="22"/>
+        <w:u w:val="none"/>
+        <w:effect w:val="none"/>
+        <w:vertAlign w:val="baseline"/>
+      </w:rPr>
+    </w:lvl>
+  </w:abstractNum>
+  <w:abstractNum w:abstractNumId="17" w15:restartNumberingAfterBreak="0">
     <w:nsid w:val="48495413"/>
     <w:multiLevelType w:val="multilevel"/>
     <w:tmpl w:val="2D3CC49A"/>
@@ -6259,7 +8338,237 @@
       </w:rPr>
     </w:lvl>
   </w:abstractNum>
-  <w:abstractNum w:abstractNumId="14" w15:restartNumberingAfterBreak="0">
+  <w:abstractNum w:abstractNumId="18" w15:restartNumberingAfterBreak="0">
+    <w:nsid w:val="49A63889"/>
+    <w:multiLevelType w:val="multilevel"/>
+    <w:tmpl w:val="54AA4D9A"/>
+    <w:lvl w:ilvl="0">
+      <w:start w:val="1"/>
+      <w:numFmt w:val="decimal"/>
+      <w:lvlText w:val="%1."/>
+      <w:lvlJc w:val="left"/>
+      <w:pPr>
+        <w:ind w:left="600" w:hanging="360"/>
+      </w:pPr>
+      <w:rPr>
+        <w:rFonts w:ascii="Arial" w:eastAsia="Arial" w:hAnsi="Arial" w:cs="Arial"/>
+        <w:b w:val="0"/>
+        <w:bCs w:val="0"/>
+        <w:i w:val="0"/>
+        <w:iCs w:val="0"/>
+        <w:smallCaps w:val="0"/>
+        <w:strike w:val="0"/>
+        <w:dstrike w:val="0"/>
+        <w:color w:val="000000"/>
+        <w:sz w:val="22"/>
+        <w:szCs w:val="22"/>
+        <w:u w:val="none"/>
+        <w:effect w:val="none"/>
+        <w:vertAlign w:val="baseline"/>
+      </w:rPr>
+    </w:lvl>
+    <w:lvl w:ilvl="1">
+      <w:start w:val="1"/>
+      <w:numFmt w:val="bullet"/>
+      <w:lvlText w:val="○"/>
+      <w:lvlJc w:val="left"/>
+      <w:pPr>
+        <w:ind w:left="1440" w:hanging="360"/>
+      </w:pPr>
+      <w:rPr>
+        <w:rFonts w:ascii="Arial" w:eastAsia="Arial" w:hAnsi="Arial" w:cs="Arial"/>
+        <w:b w:val="0"/>
+        <w:bCs w:val="0"/>
+        <w:i w:val="0"/>
+        <w:iCs w:val="0"/>
+        <w:smallCaps w:val="0"/>
+        <w:strike w:val="0"/>
+        <w:dstrike w:val="0"/>
+        <w:color w:val="000000"/>
+        <w:sz w:val="22"/>
+        <w:szCs w:val="22"/>
+        <w:u w:val="none"/>
+        <w:effect w:val="none"/>
+        <w:vertAlign w:val="baseline"/>
+      </w:rPr>
+    </w:lvl>
+    <w:lvl w:ilvl="2">
+      <w:start w:val="1"/>
+      <w:numFmt w:val="bullet"/>
+      <w:lvlText w:val="■"/>
+      <w:lvlJc w:val="left"/>
+      <w:pPr>
+        <w:ind w:left="2160" w:hanging="360"/>
+      </w:pPr>
+      <w:rPr>
+        <w:rFonts w:ascii="Arial" w:eastAsia="Arial" w:hAnsi="Arial" w:cs="Arial"/>
+        <w:b w:val="0"/>
+        <w:bCs w:val="0"/>
+        <w:i w:val="0"/>
+        <w:iCs w:val="0"/>
+        <w:smallCaps w:val="0"/>
+        <w:strike w:val="0"/>
+        <w:dstrike w:val="0"/>
+        <w:color w:val="000000"/>
+        <w:sz w:val="22"/>
+        <w:szCs w:val="22"/>
+        <w:u w:val="none"/>
+        <w:effect w:val="none"/>
+        <w:vertAlign w:val="baseline"/>
+      </w:rPr>
+    </w:lvl>
+    <w:lvl w:ilvl="3">
+      <w:start w:val="1"/>
+      <w:numFmt w:val="bullet"/>
+      <w:lvlText w:val="■"/>
+      <w:lvlJc w:val="left"/>
+      <w:pPr>
+        <w:ind w:left="2880" w:hanging="360"/>
+      </w:pPr>
+      <w:rPr>
+        <w:rFonts w:ascii="Arial" w:eastAsia="Arial" w:hAnsi="Arial" w:cs="Arial"/>
+        <w:b w:val="0"/>
+        <w:bCs w:val="0"/>
+        <w:i w:val="0"/>
+        <w:iCs w:val="0"/>
+        <w:smallCaps w:val="0"/>
+        <w:strike w:val="0"/>
+        <w:dstrike w:val="0"/>
+        <w:color w:val="000000"/>
+        <w:sz w:val="22"/>
+        <w:szCs w:val="22"/>
+        <w:u w:val="none"/>
+        <w:effect w:val="none"/>
+        <w:vertAlign w:val="baseline"/>
+      </w:rPr>
+    </w:lvl>
+    <w:lvl w:ilvl="4">
+      <w:start w:val="1"/>
+      <w:numFmt w:val="bullet"/>
+      <w:lvlText w:val="■"/>
+      <w:lvlJc w:val="left"/>
+      <w:pPr>
+        <w:ind w:left="3600" w:hanging="360"/>
+      </w:pPr>
+      <w:rPr>
+        <w:rFonts w:ascii="Arial" w:eastAsia="Arial" w:hAnsi="Arial" w:cs="Arial"/>
+        <w:b w:val="0"/>
+        <w:bCs w:val="0"/>
+        <w:i w:val="0"/>
+        <w:iCs w:val="0"/>
+        <w:smallCaps w:val="0"/>
+        <w:strike w:val="0"/>
+        <w:dstrike w:val="0"/>
+        <w:color w:val="000000"/>
+        <w:sz w:val="22"/>
+        <w:szCs w:val="22"/>
+        <w:u w:val="none"/>
+        <w:effect w:val="none"/>
+        <w:vertAlign w:val="baseline"/>
+      </w:rPr>
+    </w:lvl>
+    <w:lvl w:ilvl="5">
+      <w:start w:val="1"/>
+      <w:numFmt w:val="bullet"/>
+      <w:lvlText w:val="■"/>
+      <w:lvlJc w:val="left"/>
+      <w:pPr>
+        <w:ind w:left="4320" w:hanging="360"/>
+      </w:pPr>
+      <w:rPr>
+        <w:rFonts w:ascii="Arial" w:eastAsia="Arial" w:hAnsi="Arial" w:cs="Arial"/>
+        <w:b w:val="0"/>
+        <w:bCs w:val="0"/>
+        <w:i w:val="0"/>
+        <w:iCs w:val="0"/>
+        <w:smallCaps w:val="0"/>
+        <w:strike w:val="0"/>
+        <w:dstrike w:val="0"/>
+        <w:color w:val="000000"/>
+        <w:sz w:val="22"/>
+        <w:szCs w:val="22"/>
+        <w:u w:val="none"/>
+        <w:effect w:val="none"/>
+        <w:vertAlign w:val="baseline"/>
+      </w:rPr>
+    </w:lvl>
+    <w:lvl w:ilvl="6">
+      <w:start w:val="1"/>
+      <w:numFmt w:val="bullet"/>
+      <w:lvlText w:val="■"/>
+      <w:lvlJc w:val="left"/>
+      <w:pPr>
+        <w:ind w:left="5040" w:hanging="360"/>
+      </w:pPr>
+      <w:rPr>
+        <w:rFonts w:ascii="Arial" w:eastAsia="Arial" w:hAnsi="Arial" w:cs="Arial"/>
+        <w:b w:val="0"/>
+        <w:bCs w:val="0"/>
+        <w:i w:val="0"/>
+        <w:iCs w:val="0"/>
+        <w:smallCaps w:val="0"/>
+        <w:strike w:val="0"/>
+        <w:dstrike w:val="0"/>
+        <w:color w:val="000000"/>
+        <w:sz w:val="22"/>
+        <w:szCs w:val="22"/>
+        <w:u w:val="none"/>
+        <w:effect w:val="none"/>
+        <w:vertAlign w:val="baseline"/>
+      </w:rPr>
+    </w:lvl>
+    <w:lvl w:ilvl="7">
+      <w:start w:val="1"/>
+      <w:numFmt w:val="bullet"/>
+      <w:lvlText w:val="■"/>
+      <w:lvlJc w:val="left"/>
+      <w:pPr>
+        <w:ind w:left="5760" w:hanging="360"/>
+      </w:pPr>
+      <w:rPr>
+        <w:rFonts w:ascii="Arial" w:eastAsia="Arial" w:hAnsi="Arial" w:cs="Arial"/>
+        <w:b w:val="0"/>
+        <w:bCs w:val="0"/>
+        <w:i w:val="0"/>
+        <w:iCs w:val="0"/>
+        <w:smallCaps w:val="0"/>
+        <w:strike w:val="0"/>
+        <w:dstrike w:val="0"/>
+        <w:color w:val="000000"/>
+        <w:sz w:val="22"/>
+        <w:szCs w:val="22"/>
+        <w:u w:val="none"/>
+        <w:effect w:val="none"/>
+        <w:vertAlign w:val="baseline"/>
+      </w:rPr>
+    </w:lvl>
+    <w:lvl w:ilvl="8">
+      <w:start w:val="1"/>
+      <w:numFmt w:val="bullet"/>
+      <w:lvlText w:val="■"/>
+      <w:lvlJc w:val="left"/>
+      <w:pPr>
+        <w:ind w:left="6480" w:hanging="360"/>
+      </w:pPr>
+      <w:rPr>
+        <w:rFonts w:ascii="Arial" w:eastAsia="Arial" w:hAnsi="Arial" w:cs="Arial"/>
+        <w:b w:val="0"/>
+        <w:bCs w:val="0"/>
+        <w:i w:val="0"/>
+        <w:iCs w:val="0"/>
+        <w:smallCaps w:val="0"/>
+        <w:strike w:val="0"/>
+        <w:dstrike w:val="0"/>
+        <w:color w:val="000000"/>
+        <w:sz w:val="22"/>
+        <w:szCs w:val="22"/>
+        <w:u w:val="none"/>
+        <w:effect w:val="none"/>
+        <w:vertAlign w:val="baseline"/>
+      </w:rPr>
+    </w:lvl>
+  </w:abstractNum>
+  <w:abstractNum w:abstractNumId="19" w15:restartNumberingAfterBreak="0">
     <w:nsid w:val="4A003334"/>
     <w:multiLevelType w:val="multilevel"/>
     <w:tmpl w:val="02DE3BDE"/>
@@ -6480,7 +8789,7 @@
       </w:rPr>
     </w:lvl>
   </w:abstractNum>
-  <w:abstractNum w:abstractNumId="15" w15:restartNumberingAfterBreak="0">
+  <w:abstractNum w:abstractNumId="20" w15:restartNumberingAfterBreak="0">
     <w:nsid w:val="5C1B4AEB"/>
     <w:multiLevelType w:val="multilevel"/>
     <w:tmpl w:val="A5844488"/>
@@ -6701,7 +9010,237 @@
       </w:rPr>
     </w:lvl>
   </w:abstractNum>
-  <w:abstractNum w:abstractNumId="16" w15:restartNumberingAfterBreak="0">
+  <w:abstractNum w:abstractNumId="21" w15:restartNumberingAfterBreak="0">
+    <w:nsid w:val="5D140E16"/>
+    <w:multiLevelType w:val="multilevel"/>
+    <w:tmpl w:val="03E6C71C"/>
+    <w:lvl w:ilvl="0">
+      <w:start w:val="1"/>
+      <w:numFmt w:val="bullet"/>
+      <w:lvlText w:val="●"/>
+      <w:lvlJc w:val="left"/>
+      <w:pPr>
+        <w:ind w:left="600" w:hanging="360"/>
+      </w:pPr>
+      <w:rPr>
+        <w:rFonts w:ascii="Arial" w:eastAsia="Arial" w:hAnsi="Arial" w:cs="Arial"/>
+        <w:b w:val="0"/>
+        <w:bCs w:val="0"/>
+        <w:i w:val="0"/>
+        <w:iCs w:val="0"/>
+        <w:smallCaps w:val="0"/>
+        <w:strike w:val="0"/>
+        <w:dstrike w:val="0"/>
+        <w:color w:val="000000"/>
+        <w:sz w:val="22"/>
+        <w:szCs w:val="22"/>
+        <w:u w:val="none"/>
+        <w:effect w:val="none"/>
+        <w:vertAlign w:val="baseline"/>
+      </w:rPr>
+    </w:lvl>
+    <w:lvl w:ilvl="1">
+      <w:start w:val="1"/>
+      <w:numFmt w:val="bullet"/>
+      <w:lvlText w:val="○"/>
+      <w:lvlJc w:val="left"/>
+      <w:pPr>
+        <w:ind w:left="1440" w:hanging="360"/>
+      </w:pPr>
+      <w:rPr>
+        <w:rFonts w:ascii="Arial" w:eastAsia="Arial" w:hAnsi="Arial" w:cs="Arial"/>
+        <w:b w:val="0"/>
+        <w:bCs w:val="0"/>
+        <w:i w:val="0"/>
+        <w:iCs w:val="0"/>
+        <w:smallCaps w:val="0"/>
+        <w:strike w:val="0"/>
+        <w:dstrike w:val="0"/>
+        <w:color w:val="000000"/>
+        <w:sz w:val="22"/>
+        <w:szCs w:val="22"/>
+        <w:u w:val="none"/>
+        <w:effect w:val="none"/>
+        <w:vertAlign w:val="baseline"/>
+      </w:rPr>
+    </w:lvl>
+    <w:lvl w:ilvl="2">
+      <w:start w:val="1"/>
+      <w:numFmt w:val="bullet"/>
+      <w:lvlText w:val="■"/>
+      <w:lvlJc w:val="left"/>
+      <w:pPr>
+        <w:ind w:left="2160" w:hanging="360"/>
+      </w:pPr>
+      <w:rPr>
+        <w:rFonts w:ascii="Arial" w:eastAsia="Arial" w:hAnsi="Arial" w:cs="Arial"/>
+        <w:b w:val="0"/>
+        <w:bCs w:val="0"/>
+        <w:i w:val="0"/>
+        <w:iCs w:val="0"/>
+        <w:smallCaps w:val="0"/>
+        <w:strike w:val="0"/>
+        <w:dstrike w:val="0"/>
+        <w:color w:val="000000"/>
+        <w:sz w:val="22"/>
+        <w:szCs w:val="22"/>
+        <w:u w:val="none"/>
+        <w:effect w:val="none"/>
+        <w:vertAlign w:val="baseline"/>
+      </w:rPr>
+    </w:lvl>
+    <w:lvl w:ilvl="3">
+      <w:start w:val="1"/>
+      <w:numFmt w:val="bullet"/>
+      <w:lvlText w:val="■"/>
+      <w:lvlJc w:val="left"/>
+      <w:pPr>
+        <w:ind w:left="2880" w:hanging="360"/>
+      </w:pPr>
+      <w:rPr>
+        <w:rFonts w:ascii="Arial" w:eastAsia="Arial" w:hAnsi="Arial" w:cs="Arial"/>
+        <w:b w:val="0"/>
+        <w:bCs w:val="0"/>
+        <w:i w:val="0"/>
+        <w:iCs w:val="0"/>
+        <w:smallCaps w:val="0"/>
+        <w:strike w:val="0"/>
+        <w:dstrike w:val="0"/>
+        <w:color w:val="000000"/>
+        <w:sz w:val="22"/>
+        <w:szCs w:val="22"/>
+        <w:u w:val="none"/>
+        <w:effect w:val="none"/>
+        <w:vertAlign w:val="baseline"/>
+      </w:rPr>
+    </w:lvl>
+    <w:lvl w:ilvl="4">
+      <w:start w:val="1"/>
+      <w:numFmt w:val="bullet"/>
+      <w:lvlText w:val="■"/>
+      <w:lvlJc w:val="left"/>
+      <w:pPr>
+        <w:ind w:left="3600" w:hanging="360"/>
+      </w:pPr>
+      <w:rPr>
+        <w:rFonts w:ascii="Arial" w:eastAsia="Arial" w:hAnsi="Arial" w:cs="Arial"/>
+        <w:b w:val="0"/>
+        <w:bCs w:val="0"/>
+        <w:i w:val="0"/>
+        <w:iCs w:val="0"/>
+        <w:smallCaps w:val="0"/>
+        <w:strike w:val="0"/>
+        <w:dstrike w:val="0"/>
+        <w:color w:val="000000"/>
+        <w:sz w:val="22"/>
+        <w:szCs w:val="22"/>
+        <w:u w:val="none"/>
+        <w:effect w:val="none"/>
+        <w:vertAlign w:val="baseline"/>
+      </w:rPr>
+    </w:lvl>
+    <w:lvl w:ilvl="5">
+      <w:start w:val="1"/>
+      <w:numFmt w:val="bullet"/>
+      <w:lvlText w:val="■"/>
+      <w:lvlJc w:val="left"/>
+      <w:pPr>
+        <w:ind w:left="4320" w:hanging="360"/>
+      </w:pPr>
+      <w:rPr>
+        <w:rFonts w:ascii="Arial" w:eastAsia="Arial" w:hAnsi="Arial" w:cs="Arial"/>
+        <w:b w:val="0"/>
+        <w:bCs w:val="0"/>
+        <w:i w:val="0"/>
+        <w:iCs w:val="0"/>
+        <w:smallCaps w:val="0"/>
+        <w:strike w:val="0"/>
+        <w:dstrike w:val="0"/>
+        <w:color w:val="000000"/>
+        <w:sz w:val="22"/>
+        <w:szCs w:val="22"/>
+        <w:u w:val="none"/>
+        <w:effect w:val="none"/>
+        <w:vertAlign w:val="baseline"/>
+      </w:rPr>
+    </w:lvl>
+    <w:lvl w:ilvl="6">
+      <w:start w:val="1"/>
+      <w:numFmt w:val="bullet"/>
+      <w:lvlText w:val="■"/>
+      <w:lvlJc w:val="left"/>
+      <w:pPr>
+        <w:ind w:left="5040" w:hanging="360"/>
+      </w:pPr>
+      <w:rPr>
+        <w:rFonts w:ascii="Arial" w:eastAsia="Arial" w:hAnsi="Arial" w:cs="Arial"/>
+        <w:b w:val="0"/>
+        <w:bCs w:val="0"/>
+        <w:i w:val="0"/>
+        <w:iCs w:val="0"/>
+        <w:smallCaps w:val="0"/>
+        <w:strike w:val="0"/>
+        <w:dstrike w:val="0"/>
+        <w:color w:val="000000"/>
+        <w:sz w:val="22"/>
+        <w:szCs w:val="22"/>
+        <w:u w:val="none"/>
+        <w:effect w:val="none"/>
+        <w:vertAlign w:val="baseline"/>
+      </w:rPr>
+    </w:lvl>
+    <w:lvl w:ilvl="7">
+      <w:start w:val="1"/>
+      <w:numFmt w:val="bullet"/>
+      <w:lvlText w:val="■"/>
+      <w:lvlJc w:val="left"/>
+      <w:pPr>
+        <w:ind w:left="5760" w:hanging="360"/>
+      </w:pPr>
+      <w:rPr>
+        <w:rFonts w:ascii="Arial" w:eastAsia="Arial" w:hAnsi="Arial" w:cs="Arial"/>
+        <w:b w:val="0"/>
+        <w:bCs w:val="0"/>
+        <w:i w:val="0"/>
+        <w:iCs w:val="0"/>
+        <w:smallCaps w:val="0"/>
+        <w:strike w:val="0"/>
+        <w:dstrike w:val="0"/>
+        <w:color w:val="000000"/>
+        <w:sz w:val="22"/>
+        <w:szCs w:val="22"/>
+        <w:u w:val="none"/>
+        <w:effect w:val="none"/>
+        <w:vertAlign w:val="baseline"/>
+      </w:rPr>
+    </w:lvl>
+    <w:lvl w:ilvl="8">
+      <w:start w:val="1"/>
+      <w:numFmt w:val="bullet"/>
+      <w:lvlText w:val="■"/>
+      <w:lvlJc w:val="left"/>
+      <w:pPr>
+        <w:ind w:left="6480" w:hanging="360"/>
+      </w:pPr>
+      <w:rPr>
+        <w:rFonts w:ascii="Arial" w:eastAsia="Arial" w:hAnsi="Arial" w:cs="Arial"/>
+        <w:b w:val="0"/>
+        <w:bCs w:val="0"/>
+        <w:i w:val="0"/>
+        <w:iCs w:val="0"/>
+        <w:smallCaps w:val="0"/>
+        <w:strike w:val="0"/>
+        <w:dstrike w:val="0"/>
+        <w:color w:val="000000"/>
+        <w:sz w:val="22"/>
+        <w:szCs w:val="22"/>
+        <w:u w:val="none"/>
+        <w:effect w:val="none"/>
+        <w:vertAlign w:val="baseline"/>
+      </w:rPr>
+    </w:lvl>
+  </w:abstractNum>
+  <w:abstractNum w:abstractNumId="22" w15:restartNumberingAfterBreak="0">
     <w:nsid w:val="66825CB3"/>
     <w:multiLevelType w:val="multilevel"/>
     <w:tmpl w:val="F6328D12"/>
@@ -6922,7 +9461,237 @@
       </w:rPr>
     </w:lvl>
   </w:abstractNum>
-  <w:abstractNum w:abstractNumId="17" w15:restartNumberingAfterBreak="0">
+  <w:abstractNum w:abstractNumId="23" w15:restartNumberingAfterBreak="0">
+    <w:nsid w:val="66830EF2"/>
+    <w:multiLevelType w:val="multilevel"/>
+    <w:tmpl w:val="011A9C06"/>
+    <w:lvl w:ilvl="0">
+      <w:start w:val="1"/>
+      <w:numFmt w:val="bullet"/>
+      <w:lvlText w:val="●"/>
+      <w:lvlJc w:val="left"/>
+      <w:pPr>
+        <w:ind w:left="600" w:hanging="360"/>
+      </w:pPr>
+      <w:rPr>
+        <w:rFonts w:ascii="Arial" w:eastAsia="Arial" w:hAnsi="Arial" w:cs="Arial"/>
+        <w:b w:val="0"/>
+        <w:bCs w:val="0"/>
+        <w:i w:val="0"/>
+        <w:iCs w:val="0"/>
+        <w:smallCaps w:val="0"/>
+        <w:strike w:val="0"/>
+        <w:dstrike w:val="0"/>
+        <w:color w:val="000000"/>
+        <w:sz w:val="22"/>
+        <w:szCs w:val="22"/>
+        <w:u w:val="none"/>
+        <w:effect w:val="none"/>
+        <w:vertAlign w:val="baseline"/>
+      </w:rPr>
+    </w:lvl>
+    <w:lvl w:ilvl="1">
+      <w:start w:val="1"/>
+      <w:numFmt w:val="bullet"/>
+      <w:lvlText w:val="○"/>
+      <w:lvlJc w:val="left"/>
+      <w:pPr>
+        <w:ind w:left="1440" w:hanging="360"/>
+      </w:pPr>
+      <w:rPr>
+        <w:rFonts w:ascii="Arial" w:eastAsia="Arial" w:hAnsi="Arial" w:cs="Arial"/>
+        <w:b w:val="0"/>
+        <w:bCs w:val="0"/>
+        <w:i w:val="0"/>
+        <w:iCs w:val="0"/>
+        <w:smallCaps w:val="0"/>
+        <w:strike w:val="0"/>
+        <w:dstrike w:val="0"/>
+        <w:color w:val="000000"/>
+        <w:sz w:val="22"/>
+        <w:szCs w:val="22"/>
+        <w:u w:val="none"/>
+        <w:effect w:val="none"/>
+        <w:vertAlign w:val="baseline"/>
+      </w:rPr>
+    </w:lvl>
+    <w:lvl w:ilvl="2">
+      <w:start w:val="1"/>
+      <w:numFmt w:val="bullet"/>
+      <w:lvlText w:val="■"/>
+      <w:lvlJc w:val="left"/>
+      <w:pPr>
+        <w:ind w:left="2160" w:hanging="360"/>
+      </w:pPr>
+      <w:rPr>
+        <w:rFonts w:ascii="Arial" w:eastAsia="Arial" w:hAnsi="Arial" w:cs="Arial"/>
+        <w:b w:val="0"/>
+        <w:bCs w:val="0"/>
+        <w:i w:val="0"/>
+        <w:iCs w:val="0"/>
+        <w:smallCaps w:val="0"/>
+        <w:strike w:val="0"/>
+        <w:dstrike w:val="0"/>
+        <w:color w:val="000000"/>
+        <w:sz w:val="22"/>
+        <w:szCs w:val="22"/>
+        <w:u w:val="none"/>
+        <w:effect w:val="none"/>
+        <w:vertAlign w:val="baseline"/>
+      </w:rPr>
+    </w:lvl>
+    <w:lvl w:ilvl="3">
+      <w:start w:val="1"/>
+      <w:numFmt w:val="bullet"/>
+      <w:lvlText w:val="■"/>
+      <w:lvlJc w:val="left"/>
+      <w:pPr>
+        <w:ind w:left="2880" w:hanging="360"/>
+      </w:pPr>
+      <w:rPr>
+        <w:rFonts w:ascii="Arial" w:eastAsia="Arial" w:hAnsi="Arial" w:cs="Arial"/>
+        <w:b w:val="0"/>
+        <w:bCs w:val="0"/>
+        <w:i w:val="0"/>
+        <w:iCs w:val="0"/>
+        <w:smallCaps w:val="0"/>
+        <w:strike w:val="0"/>
+        <w:dstrike w:val="0"/>
+        <w:color w:val="000000"/>
+        <w:sz w:val="22"/>
+        <w:szCs w:val="22"/>
+        <w:u w:val="none"/>
+        <w:effect w:val="none"/>
+        <w:vertAlign w:val="baseline"/>
+      </w:rPr>
+    </w:lvl>
+    <w:lvl w:ilvl="4">
+      <w:start w:val="1"/>
+      <w:numFmt w:val="bullet"/>
+      <w:lvlText w:val="■"/>
+      <w:lvlJc w:val="left"/>
+      <w:pPr>
+        <w:ind w:left="3600" w:hanging="360"/>
+      </w:pPr>
+      <w:rPr>
+        <w:rFonts w:ascii="Arial" w:eastAsia="Arial" w:hAnsi="Arial" w:cs="Arial"/>
+        <w:b w:val="0"/>
+        <w:bCs w:val="0"/>
+        <w:i w:val="0"/>
+        <w:iCs w:val="0"/>
+        <w:smallCaps w:val="0"/>
+        <w:strike w:val="0"/>
+        <w:dstrike w:val="0"/>
+        <w:color w:val="000000"/>
+        <w:sz w:val="22"/>
+        <w:szCs w:val="22"/>
+        <w:u w:val="none"/>
+        <w:effect w:val="none"/>
+        <w:vertAlign w:val="baseline"/>
+      </w:rPr>
+    </w:lvl>
+    <w:lvl w:ilvl="5">
+      <w:start w:val="1"/>
+      <w:numFmt w:val="bullet"/>
+      <w:lvlText w:val="■"/>
+      <w:lvlJc w:val="left"/>
+      <w:pPr>
+        <w:ind w:left="4320" w:hanging="360"/>
+      </w:pPr>
+      <w:rPr>
+        <w:rFonts w:ascii="Arial" w:eastAsia="Arial" w:hAnsi="Arial" w:cs="Arial"/>
+        <w:b w:val="0"/>
+        <w:bCs w:val="0"/>
+        <w:i w:val="0"/>
+        <w:iCs w:val="0"/>
+        <w:smallCaps w:val="0"/>
+        <w:strike w:val="0"/>
+        <w:dstrike w:val="0"/>
+        <w:color w:val="000000"/>
+        <w:sz w:val="22"/>
+        <w:szCs w:val="22"/>
+        <w:u w:val="none"/>
+        <w:effect w:val="none"/>
+        <w:vertAlign w:val="baseline"/>
+      </w:rPr>
+    </w:lvl>
+    <w:lvl w:ilvl="6">
+      <w:start w:val="1"/>
+      <w:numFmt w:val="bullet"/>
+      <w:lvlText w:val="■"/>
+      <w:lvlJc w:val="left"/>
+      <w:pPr>
+        <w:ind w:left="5040" w:hanging="360"/>
+      </w:pPr>
+      <w:rPr>
+        <w:rFonts w:ascii="Arial" w:eastAsia="Arial" w:hAnsi="Arial" w:cs="Arial"/>
+        <w:b w:val="0"/>
+        <w:bCs w:val="0"/>
+        <w:i w:val="0"/>
+        <w:iCs w:val="0"/>
+        <w:smallCaps w:val="0"/>
+        <w:strike w:val="0"/>
+        <w:dstrike w:val="0"/>
+        <w:color w:val="000000"/>
+        <w:sz w:val="22"/>
+        <w:szCs w:val="22"/>
+        <w:u w:val="none"/>
+        <w:effect w:val="none"/>
+        <w:vertAlign w:val="baseline"/>
+      </w:rPr>
+    </w:lvl>
+    <w:lvl w:ilvl="7">
+      <w:start w:val="1"/>
+      <w:numFmt w:val="bullet"/>
+      <w:lvlText w:val="■"/>
+      <w:lvlJc w:val="left"/>
+      <w:pPr>
+        <w:ind w:left="5760" w:hanging="360"/>
+      </w:pPr>
+      <w:rPr>
+        <w:rFonts w:ascii="Arial" w:eastAsia="Arial" w:hAnsi="Arial" w:cs="Arial"/>
+        <w:b w:val="0"/>
+        <w:bCs w:val="0"/>
+        <w:i w:val="0"/>
+        <w:iCs w:val="0"/>
+        <w:smallCaps w:val="0"/>
+        <w:strike w:val="0"/>
+        <w:dstrike w:val="0"/>
+        <w:color w:val="000000"/>
+        <w:sz w:val="22"/>
+        <w:szCs w:val="22"/>
+        <w:u w:val="none"/>
+        <w:effect w:val="none"/>
+        <w:vertAlign w:val="baseline"/>
+      </w:rPr>
+    </w:lvl>
+    <w:lvl w:ilvl="8">
+      <w:start w:val="1"/>
+      <w:numFmt w:val="bullet"/>
+      <w:lvlText w:val="■"/>
+      <w:lvlJc w:val="left"/>
+      <w:pPr>
+        <w:ind w:left="6480" w:hanging="360"/>
+      </w:pPr>
+      <w:rPr>
+        <w:rFonts w:ascii="Arial" w:eastAsia="Arial" w:hAnsi="Arial" w:cs="Arial"/>
+        <w:b w:val="0"/>
+        <w:bCs w:val="0"/>
+        <w:i w:val="0"/>
+        <w:iCs w:val="0"/>
+        <w:smallCaps w:val="0"/>
+        <w:strike w:val="0"/>
+        <w:dstrike w:val="0"/>
+        <w:color w:val="000000"/>
+        <w:sz w:val="22"/>
+        <w:szCs w:val="22"/>
+        <w:u w:val="none"/>
+        <w:effect w:val="none"/>
+        <w:vertAlign w:val="baseline"/>
+      </w:rPr>
+    </w:lvl>
+  </w:abstractNum>
+  <w:abstractNum w:abstractNumId="24" w15:restartNumberingAfterBreak="0">
     <w:nsid w:val="6AD2382C"/>
     <w:multiLevelType w:val="multilevel"/>
     <w:tmpl w:val="61A43D5E"/>
@@ -7143,7 +9912,7 @@
       </w:rPr>
     </w:lvl>
   </w:abstractNum>
-  <w:abstractNum w:abstractNumId="18" w15:restartNumberingAfterBreak="0">
+  <w:abstractNum w:abstractNumId="25" w15:restartNumberingAfterBreak="0">
     <w:nsid w:val="6DCA1D9F"/>
     <w:multiLevelType w:val="multilevel"/>
     <w:tmpl w:val="0994F82E"/>
@@ -7364,7 +10133,7 @@
       </w:rPr>
     </w:lvl>
   </w:abstractNum>
-  <w:abstractNum w:abstractNumId="19" w15:restartNumberingAfterBreak="0">
+  <w:abstractNum w:abstractNumId="26" w15:restartNumberingAfterBreak="0">
     <w:nsid w:val="6F1B36F9"/>
     <w:multiLevelType w:val="multilevel"/>
     <w:tmpl w:val="76A87E84"/>
@@ -7585,7 +10354,7 @@
       </w:rPr>
     </w:lvl>
   </w:abstractNum>
-  <w:abstractNum w:abstractNumId="20" w15:restartNumberingAfterBreak="0">
+  <w:abstractNum w:abstractNumId="27" w15:restartNumberingAfterBreak="0">
     <w:nsid w:val="7106449B"/>
     <w:multiLevelType w:val="multilevel"/>
     <w:tmpl w:val="5EFEC5F4"/>
@@ -7806,7 +10575,7 @@
       </w:rPr>
     </w:lvl>
   </w:abstractNum>
-  <w:abstractNum w:abstractNumId="21" w15:restartNumberingAfterBreak="0">
+  <w:abstractNum w:abstractNumId="28" w15:restartNumberingAfterBreak="0">
     <w:nsid w:val="74291977"/>
     <w:multiLevelType w:val="multilevel"/>
     <w:tmpl w:val="1F1CFAFA"/>
@@ -8027,7 +10796,7 @@
       </w:rPr>
     </w:lvl>
   </w:abstractNum>
-  <w:abstractNum w:abstractNumId="22" w15:restartNumberingAfterBreak="0">
+  <w:abstractNum w:abstractNumId="29" w15:restartNumberingAfterBreak="0">
     <w:nsid w:val="77362535"/>
     <w:multiLevelType w:val="multilevel"/>
     <w:tmpl w:val="455C5BB6"/>
@@ -8248,7 +11017,7 @@
       </w:rPr>
     </w:lvl>
   </w:abstractNum>
-  <w:abstractNum w:abstractNumId="23" w15:restartNumberingAfterBreak="0">
+  <w:abstractNum w:abstractNumId="30" w15:restartNumberingAfterBreak="0">
     <w:nsid w:val="77D441E2"/>
     <w:multiLevelType w:val="multilevel"/>
     <w:tmpl w:val="6978AEB0"/>
@@ -8469,7 +11238,7 @@
       </w:rPr>
     </w:lvl>
   </w:abstractNum>
-  <w:abstractNum w:abstractNumId="24" w15:restartNumberingAfterBreak="0">
+  <w:abstractNum w:abstractNumId="31" w15:restartNumberingAfterBreak="0">
     <w:nsid w:val="77D56FDA"/>
     <w:multiLevelType w:val="multilevel"/>
     <w:tmpl w:val="BE1A7762"/>
@@ -8690,7 +11459,7 @@
       </w:rPr>
     </w:lvl>
   </w:abstractNum>
-  <w:abstractNum w:abstractNumId="25" w15:restartNumberingAfterBreak="0">
+  <w:abstractNum w:abstractNumId="32" w15:restartNumberingAfterBreak="0">
     <w:nsid w:val="7AB706C4"/>
     <w:multiLevelType w:val="multilevel"/>
     <w:tmpl w:val="87DA19BE"/>
@@ -8912,82 +11681,152 @@
     </w:lvl>
   </w:abstractNum>
   <w:num w:numId="1" w16cid:durableId="1706250349">
-    <w:abstractNumId w:val="16"/>
+    <w:abstractNumId w:val="22"/>
   </w:num>
   <w:num w:numId="2" w16cid:durableId="446437327">
-    <w:abstractNumId w:val="9"/>
+    <w:abstractNumId w:val="12"/>
   </w:num>
   <w:num w:numId="3" w16cid:durableId="1694309298">
-    <w:abstractNumId w:val="13"/>
+    <w:abstractNumId w:val="17"/>
   </w:num>
   <w:num w:numId="4" w16cid:durableId="128406836">
     <w:abstractNumId w:val="1"/>
   </w:num>
   <w:num w:numId="5" w16cid:durableId="1482774546">
-    <w:abstractNumId w:val="10"/>
+    <w:abstractNumId w:val="13"/>
   </w:num>
   <w:num w:numId="6" w16cid:durableId="503133705">
-    <w:abstractNumId w:val="22"/>
+    <w:abstractNumId w:val="29"/>
   </w:num>
   <w:num w:numId="7" w16cid:durableId="1170414868">
-    <w:abstractNumId w:val="15"/>
+    <w:abstractNumId w:val="20"/>
   </w:num>
   <w:num w:numId="8" w16cid:durableId="1394156035">
-    <w:abstractNumId w:val="7"/>
+    <w:abstractNumId w:val="9"/>
   </w:num>
   <w:num w:numId="9" w16cid:durableId="508909818">
-    <w:abstractNumId w:val="12"/>
+    <w:abstractNumId w:val="15"/>
   </w:num>
   <w:num w:numId="10" w16cid:durableId="858280217">
     <w:abstractNumId w:val="0"/>
   </w:num>
   <w:num w:numId="11" w16cid:durableId="1858694637">
+    <w:abstractNumId w:val="32"/>
+  </w:num>
+  <w:num w:numId="12" w16cid:durableId="307900596">
+    <w:abstractNumId w:val="26"/>
+  </w:num>
+  <w:num w:numId="13" w16cid:durableId="626863141">
     <w:abstractNumId w:val="25"/>
   </w:num>
-  <w:num w:numId="12" w16cid:durableId="307900596">
+  <w:num w:numId="14" w16cid:durableId="1895117590">
+    <w:abstractNumId w:val="24"/>
+  </w:num>
+  <w:num w:numId="15" w16cid:durableId="86507616">
+    <w:abstractNumId w:val="4"/>
+  </w:num>
+  <w:num w:numId="16" w16cid:durableId="783696012">
+    <w:abstractNumId w:val="6"/>
+  </w:num>
+  <w:num w:numId="17" w16cid:durableId="310450677">
+    <w:abstractNumId w:val="8"/>
+  </w:num>
+  <w:num w:numId="18" w16cid:durableId="1803690576">
+    <w:abstractNumId w:val="7"/>
+  </w:num>
+  <w:num w:numId="19" w16cid:durableId="1691252366">
+    <w:abstractNumId w:val="27"/>
+  </w:num>
+  <w:num w:numId="20" w16cid:durableId="601303131">
+    <w:abstractNumId w:val="30"/>
+  </w:num>
+  <w:num w:numId="21" w16cid:durableId="515002483">
+    <w:abstractNumId w:val="11"/>
+  </w:num>
+  <w:num w:numId="22" w16cid:durableId="1426539937">
     <w:abstractNumId w:val="19"/>
   </w:num>
-  <w:num w:numId="13" w16cid:durableId="626863141">
-    <w:abstractNumId w:val="18"/>
+  <w:num w:numId="23" w16cid:durableId="457335414">
+    <w:abstractNumId w:val="31"/>
   </w:num>
-  <w:num w:numId="14" w16cid:durableId="1895117590">
-    <w:abstractNumId w:val="17"/>
+  <w:num w:numId="24" w16cid:durableId="258490743">
+    <w:abstractNumId w:val="14"/>
   </w:num>
-  <w:num w:numId="15" w16cid:durableId="86507616">
+  <w:num w:numId="25" w16cid:durableId="1965306898">
+    <w:abstractNumId w:val="28"/>
+  </w:num>
+  <w:num w:numId="26" w16cid:durableId="1967201014">
     <w:abstractNumId w:val="3"/>
   </w:num>
-  <w:num w:numId="16" w16cid:durableId="783696012">
-    <w:abstractNumId w:val="4"/>
-  </w:num>
-  <w:num w:numId="17" w16cid:durableId="310450677">
-    <w:abstractNumId w:val="6"/>
-  </w:num>
-  <w:num w:numId="18" w16cid:durableId="1803690576">
+  <w:num w:numId="27" w16cid:durableId="743835795">
     <w:abstractNumId w:val="5"/>
   </w:num>
-  <w:num w:numId="19" w16cid:durableId="1691252366">
-    <w:abstractNumId w:val="20"/>
+  <w:num w:numId="28" w16cid:durableId="611863736">
+    <w:abstractNumId w:val="10"/>
   </w:num>
-  <w:num w:numId="20" w16cid:durableId="601303131">
+  <w:num w:numId="29" w16cid:durableId="816067065">
+    <w:abstractNumId w:val="16"/>
+    <w:lvlOverride w:ilvl="0"/>
+    <w:lvlOverride w:ilvl="1"/>
+    <w:lvlOverride w:ilvl="2"/>
+    <w:lvlOverride w:ilvl="3"/>
+    <w:lvlOverride w:ilvl="4"/>
+    <w:lvlOverride w:ilvl="5"/>
+    <w:lvlOverride w:ilvl="6"/>
+    <w:lvlOverride w:ilvl="7"/>
+    <w:lvlOverride w:ilvl="8"/>
+  </w:num>
+  <w:num w:numId="30" w16cid:durableId="136262308">
+    <w:abstractNumId w:val="18"/>
+    <w:lvlOverride w:ilvl="0">
+      <w:startOverride w:val="1"/>
+    </w:lvlOverride>
+    <w:lvlOverride w:ilvl="1"/>
+    <w:lvlOverride w:ilvl="2"/>
+    <w:lvlOverride w:ilvl="3"/>
+    <w:lvlOverride w:ilvl="4"/>
+    <w:lvlOverride w:ilvl="5"/>
+    <w:lvlOverride w:ilvl="6"/>
+    <w:lvlOverride w:ilvl="7"/>
+    <w:lvlOverride w:ilvl="8"/>
+  </w:num>
+  <w:num w:numId="31" w16cid:durableId="447623424">
     <w:abstractNumId w:val="23"/>
+    <w:lvlOverride w:ilvl="0"/>
+    <w:lvlOverride w:ilvl="1"/>
+    <w:lvlOverride w:ilvl="2"/>
+    <w:lvlOverride w:ilvl="3"/>
+    <w:lvlOverride w:ilvl="4"/>
+    <w:lvlOverride w:ilvl="5"/>
+    <w:lvlOverride w:ilvl="6"/>
+    <w:lvlOverride w:ilvl="7"/>
+    <w:lvlOverride w:ilvl="8"/>
   </w:num>
-  <w:num w:numId="21" w16cid:durableId="515002483">
-    <w:abstractNumId w:val="8"/>
+  <w:num w:numId="32" w16cid:durableId="240145076">
+    <w:abstractNumId w:val="21"/>
+    <w:lvlOverride w:ilvl="0"/>
+    <w:lvlOverride w:ilvl="1"/>
+    <w:lvlOverride w:ilvl="2"/>
+    <w:lvlOverride w:ilvl="3"/>
+    <w:lvlOverride w:ilvl="4"/>
+    <w:lvlOverride w:ilvl="5"/>
+    <w:lvlOverride w:ilvl="6"/>
+    <w:lvlOverride w:ilvl="7"/>
+    <w:lvlOverride w:ilvl="8"/>
   </w:num>
-  <w:num w:numId="22" w16cid:durableId="1426539937">
-    <w:abstractNumId w:val="14"/>
-  </w:num>
-  <w:num w:numId="23" w16cid:durableId="457335414">
-    <w:abstractNumId w:val="24"/>
-  </w:num>
-  <w:num w:numId="24" w16cid:durableId="258490743">
-    <w:abstractNumId w:val="11"/>
-  </w:num>
-  <w:num w:numId="25" w16cid:durableId="1965306898">
-    <w:abstractNumId w:val="21"/>
-  </w:num>
-  <w:num w:numId="26" w16cid:durableId="1967201014">
+  <w:num w:numId="33" w16cid:durableId="251789325">
     <w:abstractNumId w:val="2"/>
+    <w:lvlOverride w:ilvl="0">
+      <w:startOverride w:val="1"/>
+    </w:lvlOverride>
+    <w:lvlOverride w:ilvl="1"/>
+    <w:lvlOverride w:ilvl="2"/>
+    <w:lvlOverride w:ilvl="3"/>
+    <w:lvlOverride w:ilvl="4"/>
+    <w:lvlOverride w:ilvl="5"/>
+    <w:lvlOverride w:ilvl="6"/>
+    <w:lvlOverride w:ilvl="7"/>
+    <w:lvlOverride w:ilvl="8"/>
   </w:num>
 </w:numbering>
 </file>
@@ -9546,7 +12385,6 @@
   <w:style w:type="character" w:default="1" w:styleId="DefaultParagraphFont">
     <w:name w:val="Default Paragraph Font"/>
     <w:uiPriority w:val="1"/>
-    <w:semiHidden/>
     <w:unhideWhenUsed/>
   </w:style>
   <w:style w:type="table" w:default="1" w:styleId="TableNormal">

--- a/LAB1/LAB1_TMĐT_1150070015_NGOTHANHHUU.docx
+++ b/LAB1/LAB1_TMĐT_1150070015_NGOTHANHHUU.docx
@@ -148,6 +148,14 @@
           <w:szCs w:val="26"/>
         </w:rPr>
         <w:t xml:space="preserve"> </w:t>
+      </w:r>
+      <w:r>
+        <w:rPr>
+          <w:rFonts w:ascii="Times New Roman" w:hAnsi="Times New Roman" w:cs="Times New Roman"/>
+          <w:sz w:val="26"/>
+          <w:szCs w:val="26"/>
+        </w:rPr>
+        <w:t>11-</w:t>
       </w:r>
       <w:r>
         <w:rPr>
